--- a/32KM Kompjuterni merezhi/1/KNT-122_Onyshchenko_Variant-19_PR1.docx
+++ b/32KM Kompjuterni merezhi/1/KNT-122_Onyshchenko_Variant-19_PR1.docx
@@ -706,7 +706,7 @@
         <w:tc>
           <w:tcPr>
             <w:tcW w:w="727" w:type="dxa"/>
-            <w:tmTcPr id="1747236291" protected="0"/>
+            <w:tmTcPr id="1747236950" protected="0"/>
           </w:tcPr>
           <w:p>
             <w:pPr>
@@ -734,7 +734,7 @@
         <w:tc>
           <w:tcPr>
             <w:tcW w:w="1151" w:type="dxa"/>
-            <w:tmTcPr id="1747236291" protected="0"/>
+            <w:tmTcPr id="1747236950" protected="0"/>
           </w:tcPr>
           <w:p>
             <w:pPr>
@@ -762,7 +762,7 @@
         <w:tc>
           <w:tcPr>
             <w:tcW w:w="1639" w:type="dxa"/>
-            <w:tmTcPr id="1747236291" protected="0"/>
+            <w:tmTcPr id="1747236950" protected="0"/>
           </w:tcPr>
           <w:p>
             <w:pPr>
@@ -790,7 +790,7 @@
         <w:tc>
           <w:tcPr>
             <w:tcW w:w="5511" w:type="dxa"/>
-            <w:tmTcPr id="1747236291" protected="0"/>
+            <w:tmTcPr id="1747236950" protected="0"/>
           </w:tcPr>
           <w:p>
             <w:pPr>
@@ -825,7 +825,7 @@
         <w:tc>
           <w:tcPr>
             <w:tcW w:w="727" w:type="dxa"/>
-            <w:tmTcPr id="1747236291" protected="0"/>
+            <w:tmTcPr id="1747236950" protected="0"/>
           </w:tcPr>
           <w:p>
             <w:pPr>
@@ -849,7 +849,7 @@
         <w:tc>
           <w:tcPr>
             <w:tcW w:w="1151" w:type="dxa"/>
-            <w:tmTcPr id="1747236291" protected="0"/>
+            <w:tmTcPr id="1747236950" protected="0"/>
           </w:tcPr>
           <w:p>
             <w:pPr>
@@ -873,7 +873,7 @@
         <w:tc>
           <w:tcPr>
             <w:tcW w:w="1639" w:type="dxa"/>
-            <w:tmTcPr id="1747236291" protected="0"/>
+            <w:tmTcPr id="1747236950" protected="0"/>
           </w:tcPr>
           <w:p>
             <w:pPr>
@@ -896,7 +896,7 @@
         <w:tc>
           <w:tcPr>
             <w:tcW w:w="5511" w:type="dxa"/>
-            <w:tmTcPr id="1747236291" protected="0"/>
+            <w:tmTcPr id="1747236950" protected="0"/>
           </w:tcPr>
           <w:p>
             <w:pPr>
@@ -928,7 +928,7 @@
           <w:tcPr>
             <w:tcW w:w="727" w:type="dxa"/>
             <w:vMerge w:val="restart"/>
-            <w:tmTcPr id="1747236291" protected="0"/>
+            <w:tmTcPr id="1747236950" protected="0"/>
           </w:tcPr>
           <w:p>
             <w:pPr>
@@ -953,7 +953,7 @@
           <w:tcPr>
             <w:tcW w:w="1151" w:type="dxa"/>
             <w:vMerge w:val="restart"/>
-            <w:tmTcPr id="1747236291" protected="0"/>
+            <w:tmTcPr id="1747236950" protected="0"/>
           </w:tcPr>
           <w:p>
             <w:pPr>
@@ -977,7 +977,7 @@
         <w:tc>
           <w:tcPr>
             <w:tcW w:w="1639" w:type="dxa"/>
-            <w:tmTcPr id="1747236291" protected="0"/>
+            <w:tmTcPr id="1747236950" protected="0"/>
           </w:tcPr>
           <w:p>
             <w:pPr>
@@ -1000,7 +1000,7 @@
         <w:tc>
           <w:tcPr>
             <w:tcW w:w="5511" w:type="dxa"/>
-            <w:tmTcPr id="1747236291" protected="0"/>
+            <w:tmTcPr id="1747236950" protected="0"/>
           </w:tcPr>
           <w:p>
             <w:pPr>
@@ -1032,7 +1032,7 @@
           <w:tcPr>
             <w:tcW w:w="727" w:type="dxa"/>
             <w:vMerge/>
-            <w:tmTcPr id="1747236291" protected="0"/>
+            <w:tmTcPr id="1747236950" protected="0"/>
           </w:tcPr>
           <w:p>
             <w:pPr>
@@ -1044,7 +1044,7 @@
           <w:tcPr>
             <w:tcW w:w="1151" w:type="dxa"/>
             <w:vMerge/>
-            <w:tmTcPr id="1747236291" protected="0"/>
+            <w:tmTcPr id="1747236950" protected="0"/>
           </w:tcPr>
           <w:p>
             <w:pPr>
@@ -1055,7 +1055,7 @@
         <w:tc>
           <w:tcPr>
             <w:tcW w:w="1639" w:type="dxa"/>
-            <w:tmTcPr id="1747236291" protected="0"/>
+            <w:tmTcPr id="1747236950" protected="0"/>
           </w:tcPr>
           <w:p>
             <w:pPr>
@@ -1079,7 +1079,7 @@
         <w:tc>
           <w:tcPr>
             <w:tcW w:w="5511" w:type="dxa"/>
-            <w:tmTcPr id="1747236291" protected="0"/>
+            <w:tmTcPr id="1747236950" protected="0"/>
           </w:tcPr>
           <w:p>
             <w:pPr>
@@ -1111,7 +1111,7 @@
           <w:tcPr>
             <w:tcW w:w="727" w:type="dxa"/>
             <w:vMerge/>
-            <w:tmTcPr id="1747236291" protected="0"/>
+            <w:tmTcPr id="1747236950" protected="0"/>
           </w:tcPr>
           <w:p>
             <w:pPr>
@@ -1123,7 +1123,7 @@
           <w:tcPr>
             <w:tcW w:w="1151" w:type="dxa"/>
             <w:vMerge/>
-            <w:tmTcPr id="1747236291" protected="0"/>
+            <w:tmTcPr id="1747236950" protected="0"/>
           </w:tcPr>
           <w:p>
             <w:pPr>
@@ -1134,7 +1134,7 @@
         <w:tc>
           <w:tcPr>
             <w:tcW w:w="1639" w:type="dxa"/>
-            <w:tmTcPr id="1747236291" protected="0"/>
+            <w:tmTcPr id="1747236950" protected="0"/>
           </w:tcPr>
           <w:p>
             <w:pPr>
@@ -1158,7 +1158,7 @@
         <w:tc>
           <w:tcPr>
             <w:tcW w:w="5511" w:type="dxa"/>
-            <w:tmTcPr id="1747236291" protected="0"/>
+            <w:tmTcPr id="1747236950" protected="0"/>
           </w:tcPr>
           <w:p>
             <w:pPr>
@@ -1189,7 +1189,7 @@
         <w:tc>
           <w:tcPr>
             <w:tcW w:w="727" w:type="dxa"/>
-            <w:tmTcPr id="1747236291" protected="0"/>
+            <w:tmTcPr id="1747236950" protected="0"/>
           </w:tcPr>
           <w:p>
             <w:pPr>
@@ -1213,7 +1213,7 @@
         <w:tc>
           <w:tcPr>
             <w:tcW w:w="1151" w:type="dxa"/>
-            <w:tmTcPr id="1747236291" protected="0"/>
+            <w:tmTcPr id="1747236950" protected="0"/>
           </w:tcPr>
           <w:p>
             <w:pPr>
@@ -1237,7 +1237,7 @@
         <w:tc>
           <w:tcPr>
             <w:tcW w:w="1639" w:type="dxa"/>
-            <w:tmTcPr id="1747236291" protected="0"/>
+            <w:tmTcPr id="1747236950" protected="0"/>
           </w:tcPr>
           <w:p>
             <w:pPr>
@@ -1261,7 +1261,7 @@
         <w:tc>
           <w:tcPr>
             <w:tcW w:w="5511" w:type="dxa"/>
-            <w:tmTcPr id="1747236291" protected="0"/>
+            <w:tmTcPr id="1747236950" protected="0"/>
           </w:tcPr>
           <w:p>
             <w:pPr>
@@ -1293,7 +1293,7 @@
           <w:tcPr>
             <w:tcW w:w="727" w:type="dxa"/>
             <w:vMerge w:val="restart"/>
-            <w:tmTcPr id="1747236291" protected="0"/>
+            <w:tmTcPr id="1747236950" protected="0"/>
           </w:tcPr>
           <w:p>
             <w:pPr>
@@ -1318,7 +1318,7 @@
           <w:tcPr>
             <w:tcW w:w="1151" w:type="dxa"/>
             <w:vMerge w:val="restart"/>
-            <w:tmTcPr id="1747236291" protected="0"/>
+            <w:tmTcPr id="1747236950" protected="0"/>
           </w:tcPr>
           <w:p>
             <w:pPr>
@@ -1342,7 +1342,7 @@
         <w:tc>
           <w:tcPr>
             <w:tcW w:w="1639" w:type="dxa"/>
-            <w:tmTcPr id="1747236291" protected="0"/>
+            <w:tmTcPr id="1747236950" protected="0"/>
           </w:tcPr>
           <w:p>
             <w:pPr>
@@ -1366,7 +1366,7 @@
         <w:tc>
           <w:tcPr>
             <w:tcW w:w="5511" w:type="dxa"/>
-            <w:tmTcPr id="1747236291" protected="0"/>
+            <w:tmTcPr id="1747236950" protected="0"/>
           </w:tcPr>
           <w:p>
             <w:pPr>
@@ -1398,7 +1398,7 @@
           <w:tcPr>
             <w:tcW w:w="727" w:type="dxa"/>
             <w:vMerge/>
-            <w:tmTcPr id="1747236291" protected="0"/>
+            <w:tmTcPr id="1747236950" protected="0"/>
           </w:tcPr>
           <w:p>
             <w:pPr>
@@ -1410,7 +1410,7 @@
           <w:tcPr>
             <w:tcW w:w="1151" w:type="dxa"/>
             <w:vMerge/>
-            <w:tmTcPr id="1747236291" protected="0"/>
+            <w:tmTcPr id="1747236950" protected="0"/>
           </w:tcPr>
           <w:p>
             <w:pPr>
@@ -1421,7 +1421,7 @@
         <w:tc>
           <w:tcPr>
             <w:tcW w:w="1639" w:type="dxa"/>
-            <w:tmTcPr id="1747236291" protected="0"/>
+            <w:tmTcPr id="1747236950" protected="0"/>
           </w:tcPr>
           <w:p>
             <w:pPr>
@@ -1445,7 +1445,7 @@
         <w:tc>
           <w:tcPr>
             <w:tcW w:w="5511" w:type="dxa"/>
-            <w:tmTcPr id="1747236291" protected="0"/>
+            <w:tmTcPr id="1747236950" protected="0"/>
           </w:tcPr>
           <w:p>
             <w:pPr>
@@ -1477,7 +1477,7 @@
           <w:tcPr>
             <w:tcW w:w="727" w:type="dxa"/>
             <w:vMerge w:val="restart"/>
-            <w:tmTcPr id="1747236291" protected="0"/>
+            <w:tmTcPr id="1747236950" protected="0"/>
           </w:tcPr>
           <w:p>
             <w:pPr>
@@ -1502,7 +1502,7 @@
           <w:tcPr>
             <w:tcW w:w="1151" w:type="dxa"/>
             <w:vMerge w:val="restart"/>
-            <w:tmTcPr id="1747236291" protected="0"/>
+            <w:tmTcPr id="1747236950" protected="0"/>
           </w:tcPr>
           <w:p>
             <w:pPr>
@@ -1526,7 +1526,7 @@
         <w:tc>
           <w:tcPr>
             <w:tcW w:w="1639" w:type="dxa"/>
-            <w:tmTcPr id="1747236291" protected="0"/>
+            <w:tmTcPr id="1747236950" protected="0"/>
           </w:tcPr>
           <w:p>
             <w:pPr>
@@ -1549,7 +1549,7 @@
         <w:tc>
           <w:tcPr>
             <w:tcW w:w="5511" w:type="dxa"/>
-            <w:tmTcPr id="1747236291" protected="0"/>
+            <w:tmTcPr id="1747236950" protected="0"/>
           </w:tcPr>
           <w:p>
             <w:pPr>
@@ -1581,7 +1581,7 @@
           <w:tcPr>
             <w:tcW w:w="727" w:type="dxa"/>
             <w:vMerge/>
-            <w:tmTcPr id="1747236291" protected="0"/>
+            <w:tmTcPr id="1747236950" protected="0"/>
           </w:tcPr>
           <w:p>
             <w:pPr>
@@ -1593,7 +1593,7 @@
           <w:tcPr>
             <w:tcW w:w="1151" w:type="dxa"/>
             <w:vMerge/>
-            <w:tmTcPr id="1747236291" protected="0"/>
+            <w:tmTcPr id="1747236950" protected="0"/>
           </w:tcPr>
           <w:p>
             <w:pPr>
@@ -1604,7 +1604,7 @@
         <w:tc>
           <w:tcPr>
             <w:tcW w:w="1639" w:type="dxa"/>
-            <w:tmTcPr id="1747236291" protected="0"/>
+            <w:tmTcPr id="1747236950" protected="0"/>
           </w:tcPr>
           <w:p>
             <w:pPr>
@@ -1628,7 +1628,7 @@
         <w:tc>
           <w:tcPr>
             <w:tcW w:w="5511" w:type="dxa"/>
-            <w:tmTcPr id="1747236291" protected="0"/>
+            <w:tmTcPr id="1747236950" protected="0"/>
           </w:tcPr>
           <w:p>
             <w:pPr>
@@ -1660,7 +1660,7 @@
           <w:tcPr>
             <w:tcW w:w="727" w:type="dxa"/>
             <w:vMerge w:val="restart"/>
-            <w:tmTcPr id="1747236291" protected="0"/>
+            <w:tmTcPr id="1747236950" protected="0"/>
           </w:tcPr>
           <w:p>
             <w:pPr>
@@ -1685,7 +1685,7 @@
           <w:tcPr>
             <w:tcW w:w="1151" w:type="dxa"/>
             <w:vMerge w:val="restart"/>
-            <w:tmTcPr id="1747236291" protected="0"/>
+            <w:tmTcPr id="1747236950" protected="0"/>
           </w:tcPr>
           <w:p>
             <w:pPr>
@@ -1709,7 +1709,7 @@
         <w:tc>
           <w:tcPr>
             <w:tcW w:w="1639" w:type="dxa"/>
-            <w:tmTcPr id="1747236291" protected="0"/>
+            <w:tmTcPr id="1747236950" protected="0"/>
           </w:tcPr>
           <w:p>
             <w:pPr>
@@ -1733,7 +1733,7 @@
         <w:tc>
           <w:tcPr>
             <w:tcW w:w="5511" w:type="dxa"/>
-            <w:tmTcPr id="1747236291" protected="0"/>
+            <w:tmTcPr id="1747236950" protected="0"/>
           </w:tcPr>
           <w:p>
             <w:pPr>
@@ -1765,7 +1765,7 @@
           <w:tcPr>
             <w:tcW w:w="727" w:type="dxa"/>
             <w:vMerge/>
-            <w:tmTcPr id="1747236291" protected="0"/>
+            <w:tmTcPr id="1747236950" protected="0"/>
           </w:tcPr>
           <w:p>
             <w:pPr>
@@ -1777,7 +1777,7 @@
           <w:tcPr>
             <w:tcW w:w="1151" w:type="dxa"/>
             <w:vMerge/>
-            <w:tmTcPr id="1747236291" protected="0"/>
+            <w:tmTcPr id="1747236950" protected="0"/>
           </w:tcPr>
           <w:p>
             <w:pPr>
@@ -1788,7 +1788,7 @@
         <w:tc>
           <w:tcPr>
             <w:tcW w:w="1639" w:type="dxa"/>
-            <w:tmTcPr id="1747236291" protected="0"/>
+            <w:tmTcPr id="1747236950" protected="0"/>
           </w:tcPr>
           <w:p>
             <w:pPr>
@@ -1812,7 +1812,7 @@
         <w:tc>
           <w:tcPr>
             <w:tcW w:w="5511" w:type="dxa"/>
-            <w:tmTcPr id="1747236291" protected="0"/>
+            <w:tmTcPr id="1747236950" protected="0"/>
           </w:tcPr>
           <w:p>
             <w:pPr>
@@ -1844,7 +1844,7 @@
           <w:tcPr>
             <w:tcW w:w="727" w:type="dxa"/>
             <w:vMerge/>
-            <w:tmTcPr id="1747236291" protected="0"/>
+            <w:tmTcPr id="1747236950" protected="0"/>
           </w:tcPr>
           <w:p>
             <w:pPr>
@@ -1856,7 +1856,7 @@
           <w:tcPr>
             <w:tcW w:w="1151" w:type="dxa"/>
             <w:vMerge/>
-            <w:tmTcPr id="1747236291" protected="0"/>
+            <w:tmTcPr id="1747236950" protected="0"/>
           </w:tcPr>
           <w:p>
             <w:pPr>
@@ -1867,7 +1867,7 @@
         <w:tc>
           <w:tcPr>
             <w:tcW w:w="1639" w:type="dxa"/>
-            <w:tmTcPr id="1747236291" protected="0"/>
+            <w:tmTcPr id="1747236950" protected="0"/>
           </w:tcPr>
           <w:p>
             <w:pPr>
@@ -1891,7 +1891,7 @@
         <w:tc>
           <w:tcPr>
             <w:tcW w:w="5511" w:type="dxa"/>
-            <w:tmTcPr id="1747236291" protected="0"/>
+            <w:tmTcPr id="1747236950" protected="0"/>
           </w:tcPr>
           <w:p>
             <w:pPr>
@@ -1922,7 +1922,7 @@
         <w:tc>
           <w:tcPr>
             <w:tcW w:w="727" w:type="dxa"/>
-            <w:tmTcPr id="1747236291" protected="0"/>
+            <w:tmTcPr id="1747236950" protected="0"/>
           </w:tcPr>
           <w:p>
             <w:pPr>
@@ -1946,7 +1946,7 @@
         <w:tc>
           <w:tcPr>
             <w:tcW w:w="1151" w:type="dxa"/>
-            <w:tmTcPr id="1747236291" protected="0"/>
+            <w:tmTcPr id="1747236950" protected="0"/>
           </w:tcPr>
           <w:p>
             <w:pPr>
@@ -1970,7 +1970,7 @@
         <w:tc>
           <w:tcPr>
             <w:tcW w:w="1639" w:type="dxa"/>
-            <w:tmTcPr id="1747236291" protected="0"/>
+            <w:tmTcPr id="1747236950" protected="0"/>
           </w:tcPr>
           <w:p>
             <w:pPr>
@@ -1993,7 +1993,7 @@
         <w:tc>
           <w:tcPr>
             <w:tcW w:w="5511" w:type="dxa"/>
-            <w:tmTcPr id="1747236291" protected="0"/>
+            <w:tmTcPr id="1747236950" protected="0"/>
           </w:tcPr>
           <w:p>
             <w:pPr>
@@ -2024,7 +2024,7 @@
         <w:tc>
           <w:tcPr>
             <w:tcW w:w="727" w:type="dxa"/>
-            <w:tmTcPr id="1747236291" protected="0"/>
+            <w:tmTcPr id="1747236950" protected="0"/>
           </w:tcPr>
           <w:p>
             <w:pPr>
@@ -2048,7 +2048,7 @@
         <w:tc>
           <w:tcPr>
             <w:tcW w:w="1151" w:type="dxa"/>
-            <w:tmTcPr id="1747236291" protected="0"/>
+            <w:tmTcPr id="1747236950" protected="0"/>
           </w:tcPr>
           <w:p>
             <w:pPr>
@@ -2072,7 +2072,7 @@
         <w:tc>
           <w:tcPr>
             <w:tcW w:w="1639" w:type="dxa"/>
-            <w:tmTcPr id="1747236291" protected="0"/>
+            <w:tmTcPr id="1747236950" protected="0"/>
           </w:tcPr>
           <w:p>
             <w:pPr>
@@ -2095,7 +2095,7 @@
         <w:tc>
           <w:tcPr>
             <w:tcW w:w="5511" w:type="dxa"/>
-            <w:tmTcPr id="1747236291" protected="0"/>
+            <w:tmTcPr id="1747236950" protected="0"/>
           </w:tcPr>
           <w:p>
             <w:pPr>
@@ -2220,7 +2220,7 @@
         <w:tc>
           <w:tcPr>
             <w:tcW w:w="1570" w:type="pct"/>
-            <w:tmTcPr id="1747236291" protected="0"/>
+            <w:tmTcPr id="1747236950" protected="0"/>
           </w:tcPr>
           <w:p>
             <w:pPr>
@@ -2246,7 +2246,7 @@
         <w:tc>
           <w:tcPr>
             <w:tcW w:w="930" w:type="pct"/>
-            <w:tmTcPr id="1747236291" protected="0"/>
+            <w:tmTcPr id="1747236950" protected="0"/>
           </w:tcPr>
           <w:p>
             <w:pPr>
@@ -2272,7 +2272,7 @@
         <w:tc>
           <w:tcPr>
             <w:tcW w:w="1250" w:type="pct"/>
-            <w:tmTcPr id="1747236291" protected="0"/>
+            <w:tmTcPr id="1747236950" protected="0"/>
           </w:tcPr>
           <w:p>
             <w:pPr>
@@ -2298,7 +2298,7 @@
         <w:tc>
           <w:tcPr>
             <w:tcW w:w="1250" w:type="pct"/>
-            <w:tmTcPr id="1747236291" protected="0"/>
+            <w:tmTcPr id="1747236950" protected="0"/>
           </w:tcPr>
           <w:p>
             <w:pPr>
@@ -2331,7 +2331,7 @@
         <w:tc>
           <w:tcPr>
             <w:tcW w:w="1570" w:type="pct"/>
-            <w:tmTcPr id="1747236291" protected="0"/>
+            <w:tmTcPr id="1747236950" protected="0"/>
           </w:tcPr>
           <w:p>
             <w:pPr>
@@ -2353,7 +2353,7 @@
         <w:tc>
           <w:tcPr>
             <w:tcW w:w="930" w:type="pct"/>
-            <w:tmTcPr id="1747236291" protected="0"/>
+            <w:tmTcPr id="1747236950" protected="0"/>
           </w:tcPr>
           <w:p>
             <w:pPr>
@@ -2375,7 +2375,7 @@
         <w:tc>
           <w:tcPr>
             <w:tcW w:w="1250" w:type="pct"/>
-            <w:tmTcPr id="1747236291" protected="0"/>
+            <w:tmTcPr id="1747236950" protected="0"/>
           </w:tcPr>
           <w:p>
             <w:pPr>
@@ -2397,7 +2397,7 @@
         <w:tc>
           <w:tcPr>
             <w:tcW w:w="1250" w:type="pct"/>
-            <w:tmTcPr id="1747236291" protected="0"/>
+            <w:tmTcPr id="1747236950" protected="0"/>
           </w:tcPr>
           <w:p>
             <w:pPr>
@@ -2489,7 +2489,7 @@
         <w:tc>
           <w:tcPr>
             <w:tcW w:w="540" w:type="pct"/>
-            <w:tmTcPr id="1747236291" protected="0"/>
+            <w:tmTcPr id="1747236950" protected="0"/>
           </w:tcPr>
           <w:p>
             <w:pPr>
@@ -2515,7 +2515,7 @@
         <w:tc>
           <w:tcPr>
             <w:tcW w:w="2105" w:type="pct"/>
-            <w:tmTcPr id="1747236291" protected="0"/>
+            <w:tmTcPr id="1747236950" protected="0"/>
           </w:tcPr>
           <w:p>
             <w:pPr>
@@ -2541,7 +2541,7 @@
         <w:tc>
           <w:tcPr>
             <w:tcW w:w="2350" w:type="pct"/>
-            <w:tmTcPr id="1747236291" protected="0"/>
+            <w:tmTcPr id="1747236950" protected="0"/>
           </w:tcPr>
           <w:p>
             <w:pPr>
@@ -2574,7 +2574,7 @@
         <w:tc>
           <w:tcPr>
             <w:tcW w:w="540" w:type="pct"/>
-            <w:tmTcPr id="1747236291" protected="0"/>
+            <w:tmTcPr id="1747236950" protected="0"/>
           </w:tcPr>
           <w:p>
             <w:pPr>
@@ -2596,7 +2596,7 @@
         <w:tc>
           <w:tcPr>
             <w:tcW w:w="2105" w:type="pct"/>
-            <w:tmTcPr id="1747236291" protected="0"/>
+            <w:tmTcPr id="1747236950" protected="0"/>
           </w:tcPr>
           <w:p>
             <w:pPr>
@@ -2618,7 +2618,7 @@
         <w:tc>
           <w:tcPr>
             <w:tcW w:w="2350" w:type="pct"/>
-            <w:tmTcPr id="1747236291" protected="0"/>
+            <w:tmTcPr id="1747236950" protected="0"/>
           </w:tcPr>
           <w:p>
             <w:pPr>
@@ -2647,7 +2647,7 @@
         <w:tc>
           <w:tcPr>
             <w:tcW w:w="540" w:type="pct"/>
-            <w:tmTcPr id="1747236291" protected="0"/>
+            <w:tmTcPr id="1747236950" protected="0"/>
           </w:tcPr>
           <w:p>
             <w:pPr>
@@ -2669,7 +2669,7 @@
         <w:tc>
           <w:tcPr>
             <w:tcW w:w="2105" w:type="pct"/>
-            <w:tmTcPr id="1747236291" protected="0"/>
+            <w:tmTcPr id="1747236950" protected="0"/>
           </w:tcPr>
           <w:p>
             <w:pPr>
@@ -2691,7 +2691,7 @@
         <w:tc>
           <w:tcPr>
             <w:tcW w:w="2350" w:type="pct"/>
-            <w:tmTcPr id="1747236291" protected="0"/>
+            <w:tmTcPr id="1747236950" protected="0"/>
           </w:tcPr>
           <w:p>
             <w:pPr>
@@ -2720,7 +2720,7 @@
         <w:tc>
           <w:tcPr>
             <w:tcW w:w="540" w:type="pct"/>
-            <w:tmTcPr id="1747236291" protected="0"/>
+            <w:tmTcPr id="1747236950" protected="0"/>
           </w:tcPr>
           <w:p>
             <w:pPr>
@@ -2742,7 +2742,7 @@
         <w:tc>
           <w:tcPr>
             <w:tcW w:w="2105" w:type="pct"/>
-            <w:tmTcPr id="1747236291" protected="0"/>
+            <w:tmTcPr id="1747236950" protected="0"/>
           </w:tcPr>
           <w:p>
             <w:pPr>
@@ -2764,7 +2764,7 @@
         <w:tc>
           <w:tcPr>
             <w:tcW w:w="2350" w:type="pct"/>
-            <w:tmTcPr id="1747236291" protected="0"/>
+            <w:tmTcPr id="1747236950" protected="0"/>
           </w:tcPr>
           <w:p>
             <w:pPr>
@@ -2780,6 +2780,79 @@
                 <w:szCs w:val="22"/>
               </w:rPr>
               <w:t>00-15-5D-EE-42-09</w:t>
+            </w:r>
+          </w:p>
+        </w:tc>
+      </w:tr>
+      <w:tr>
+        <w:trPr>
+          <w:tblHeader w:val="0"/>
+          <w:cantSplit w:val="0"/>
+          <w:trHeight w:val="0" w:hRule="auto"/>
+        </w:trPr>
+        <w:tc>
+          <w:tcPr>
+            <w:tcW w:w="540" w:type="pct"/>
+            <w:tmTcPr id="1747236950" protected="0"/>
+          </w:tcPr>
+          <w:p>
+            <w:pPr>
+              <w:ind w:firstLine="0"/>
+              <w:rPr>
+                <w:sz w:val="22"/>
+                <w:szCs w:val="22"/>
+              </w:rPr>
+            </w:pPr>
+            <w:r>
+              <w:rPr>
+                <w:sz w:val="22"/>
+                <w:szCs w:val="22"/>
+              </w:rPr>
+              <w:t>4</w:t>
+            </w:r>
+          </w:p>
+        </w:tc>
+        <w:tc>
+          <w:tcPr>
+            <w:tcW w:w="2105" w:type="pct"/>
+            <w:tmTcPr id="1747236950" protected="0"/>
+          </w:tcPr>
+          <w:p>
+            <w:pPr>
+              <w:ind w:firstLine="0"/>
+              <w:rPr>
+                <w:sz w:val="22"/>
+                <w:szCs w:val="22"/>
+              </w:rPr>
+            </w:pPr>
+            <w:r>
+              <w:rPr>
+                <w:sz w:val="22"/>
+                <w:szCs w:val="22"/>
+              </w:rPr>
+              <w:t>-</w:t>
+            </w:r>
+          </w:p>
+        </w:tc>
+        <w:tc>
+          <w:tcPr>
+            <w:tcW w:w="2350" w:type="pct"/>
+            <w:tmTcPr id="1747236950" protected="0"/>
+          </w:tcPr>
+          <w:p>
+            <w:pPr>
+              <w:ind w:firstLine="0"/>
+              <w:rPr>
+                <w:sz w:val="22"/>
+                <w:szCs w:val="22"/>
+              </w:rPr>
+            </w:pPr>
+            <w:r>
+              <w:rPr>
+                <w:sz w:val="22"/>
+                <w:szCs w:val="22"/>
+              </w:rPr>
+              <w:t>00-E0-3C-67-C0-03</w:t>
             </w:r>
           </w:p>
         </w:tc>
@@ -2846,7 +2919,7 @@
         <w:tc>
           <w:tcPr>
             <w:tcW w:w="415" w:type="pct"/>
-            <w:tmTcPr id="1747236291" protected="0"/>
+            <w:tmTcPr id="1747236950" protected="0"/>
           </w:tcPr>
           <w:p>
             <w:pPr>
@@ -2872,7 +2945,7 @@
         <w:tc>
           <w:tcPr>
             <w:tcW w:w="4585" w:type="pct"/>
-            <w:tmTcPr id="1747236291" protected="0"/>
+            <w:tmTcPr id="1747236950" protected="0"/>
           </w:tcPr>
           <w:p>
             <w:pPr>
@@ -2905,7 +2978,7 @@
         <w:tc>
           <w:tcPr>
             <w:tcW w:w="415" w:type="pct"/>
-            <w:tmTcPr id="1747236291" protected="0"/>
+            <w:tmTcPr id="1747236950" protected="0"/>
           </w:tcPr>
           <w:p>
             <w:pPr>
@@ -2927,7 +3000,7 @@
         <w:tc>
           <w:tcPr>
             <w:tcW w:w="4585" w:type="pct"/>
-            <w:tmTcPr id="1747236291" protected="0"/>
+            <w:tmTcPr id="1747236950" protected="0"/>
           </w:tcPr>
           <w:p>
             <w:pPr>
@@ -2956,7 +3029,7 @@
         <w:tc>
           <w:tcPr>
             <w:tcW w:w="415" w:type="pct"/>
-            <w:tmTcPr id="1747236291" protected="0"/>
+            <w:tmTcPr id="1747236950" protected="0"/>
           </w:tcPr>
           <w:p>
             <w:pPr>
@@ -2978,7 +3051,7 @@
         <w:tc>
           <w:tcPr>
             <w:tcW w:w="4585" w:type="pct"/>
-            <w:tmTcPr id="1747236291" protected="0"/>
+            <w:tmTcPr id="1747236950" protected="0"/>
           </w:tcPr>
           <w:p>
             <w:pPr>
@@ -3007,7 +3080,7 @@
         <w:tc>
           <w:tcPr>
             <w:tcW w:w="415" w:type="pct"/>
-            <w:tmTcPr id="1747236291" protected="0"/>
+            <w:tmTcPr id="1747236950" protected="0"/>
           </w:tcPr>
           <w:p>
             <w:pPr>
@@ -3029,7 +3102,7 @@
         <w:tc>
           <w:tcPr>
             <w:tcW w:w="4585" w:type="pct"/>
-            <w:tmTcPr id="1747236291" protected="0"/>
+            <w:tmTcPr id="1747236950" protected="0"/>
           </w:tcPr>
           <w:p>
             <w:pPr>
@@ -3058,7 +3131,7 @@
         <w:tc>
           <w:tcPr>
             <w:tcW w:w="415" w:type="pct"/>
-            <w:tmTcPr id="1747236291" protected="0"/>
+            <w:tmTcPr id="1747236950" protected="0"/>
           </w:tcPr>
           <w:p>
             <w:pPr>
@@ -3080,7 +3153,7 @@
         <w:tc>
           <w:tcPr>
             <w:tcW w:w="4585" w:type="pct"/>
-            <w:tmTcPr id="1747236291" protected="0"/>
+            <w:tmTcPr id="1747236950" protected="0"/>
           </w:tcPr>
           <w:p>
             <w:pPr>
@@ -3109,7 +3182,7 @@
         <w:tc>
           <w:tcPr>
             <w:tcW w:w="415" w:type="pct"/>
-            <w:tmTcPr id="1747236291" protected="0"/>
+            <w:tmTcPr id="1747236950" protected="0"/>
           </w:tcPr>
           <w:p>
             <w:pPr>
@@ -3131,7 +3204,7 @@
         <w:tc>
           <w:tcPr>
             <w:tcW w:w="4585" w:type="pct"/>
-            <w:tmTcPr id="1747236291" protected="0"/>
+            <w:tmTcPr id="1747236950" protected="0"/>
           </w:tcPr>
           <w:p>
             <w:pPr>
@@ -3160,7 +3233,7 @@
         <w:tc>
           <w:tcPr>
             <w:tcW w:w="415" w:type="pct"/>
-            <w:tmTcPr id="1747236291" protected="0"/>
+            <w:tmTcPr id="1747236950" protected="0"/>
           </w:tcPr>
           <w:p>
             <w:pPr>
@@ -3182,7 +3255,7 @@
         <w:tc>
           <w:tcPr>
             <w:tcW w:w="4585" w:type="pct"/>
-            <w:tmTcPr id="1747236291" protected="0"/>
+            <w:tmTcPr id="1747236950" protected="0"/>
           </w:tcPr>
           <w:p>
             <w:pPr>
@@ -3211,7 +3284,7 @@
         <w:tc>
           <w:tcPr>
             <w:tcW w:w="415" w:type="pct"/>
-            <w:tmTcPr id="1747236291" protected="0"/>
+            <w:tmTcPr id="1747236950" protected="0"/>
           </w:tcPr>
           <w:p>
             <w:pPr>
@@ -3233,7 +3306,7 @@
         <w:tc>
           <w:tcPr>
             <w:tcW w:w="4585" w:type="pct"/>
-            <w:tmTcPr id="1747236291" protected="0"/>
+            <w:tmTcPr id="1747236950" protected="0"/>
           </w:tcPr>
           <w:p>
             <w:pPr>
@@ -3262,7 +3335,7 @@
         <w:tc>
           <w:tcPr>
             <w:tcW w:w="415" w:type="pct"/>
-            <w:tmTcPr id="1747236291" protected="0"/>
+            <w:tmTcPr id="1747236950" protected="0"/>
           </w:tcPr>
           <w:p>
             <w:pPr>
@@ -3284,7 +3357,7 @@
         <w:tc>
           <w:tcPr>
             <w:tcW w:w="4585" w:type="pct"/>
-            <w:tmTcPr id="1747236291" protected="0"/>
+            <w:tmTcPr id="1747236950" protected="0"/>
           </w:tcPr>
           <w:p>
             <w:pPr>
@@ -3313,7 +3386,7 @@
         <w:tc>
           <w:tcPr>
             <w:tcW w:w="415" w:type="pct"/>
-            <w:tmTcPr id="1747236291" protected="0"/>
+            <w:tmTcPr id="1747236950" protected="0"/>
           </w:tcPr>
           <w:p>
             <w:pPr>
@@ -3335,7 +3408,7 @@
         <w:tc>
           <w:tcPr>
             <w:tcW w:w="4585" w:type="pct"/>
-            <w:tmTcPr id="1747236291" protected="0"/>
+            <w:tmTcPr id="1747236950" protected="0"/>
           </w:tcPr>
           <w:p>
             <w:pPr>
@@ -3364,7 +3437,7 @@
         <w:tc>
           <w:tcPr>
             <w:tcW w:w="415" w:type="pct"/>
-            <w:tmTcPr id="1747236291" protected="0"/>
+            <w:tmTcPr id="1747236950" protected="0"/>
           </w:tcPr>
           <w:p>
             <w:pPr>
@@ -3386,7 +3459,7 @@
         <w:tc>
           <w:tcPr>
             <w:tcW w:w="4585" w:type="pct"/>
-            <w:tmTcPr id="1747236291" protected="0"/>
+            <w:tmTcPr id="1747236950" protected="0"/>
           </w:tcPr>
           <w:p>
             <w:pPr>
@@ -3418,234 +3491,24 @@
         <w:pStyle w:val="para10"/>
       </w:pPr>
       <w:r>
-        <w:t>Для тестування роботи локального інтерфейсу застосовано netstat -b:</w:t>
-      </w:r>
-    </w:p>
-    <w:p>
-      <w:pPr>
-        <w:pStyle w:val="para10"/>
-      </w:pPr>
-      <w:r/>
-    </w:p>
-    <w:p>
-      <w:pPr>
-        <w:pStyle w:val="para14"/>
-      </w:pPr>
-      <w:r>
-        <w:rPr>
-          <w:noProof/>
-        </w:rPr>
-        <w:drawing>
-          <wp:inline distT="89535" distB="89535" distL="89535" distR="89535">
-            <wp:extent cx="5552440" cy="3838575"/>
-            <wp:effectExtent l="0" t="0" r="0" b="0"/>
-            <wp:docPr id="1" name="Зображення1"/>
-            <wp:cNvGraphicFramePr>
-              <a:graphicFrameLocks xmlns:a="http://schemas.openxmlformats.org/drawingml/2006/main" noChangeAspect="1"/>
-            </wp:cNvGraphicFramePr>
-            <a:graphic xmlns:a="http://schemas.openxmlformats.org/drawingml/2006/main">
-              <a:graphicData uri="http://schemas.openxmlformats.org/drawingml/2006/picture">
-                <pic:pic xmlns:pic="http://schemas.openxmlformats.org/drawingml/2006/picture">
-                  <pic:nvPicPr>
-                    <pic:cNvPr id="1" name="Зображення1"/>
-                    <pic:cNvPicPr>
-                      <a:picLocks noChangeAspect="1"/>
-                      <a:extLst>
-                        <a:ext uri="sm">
-                          <sm:smNativeData xmlns:sm="sm" val="SMDATA_16_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"/>
-                        </a:ext>
-                      </a:extLst>
-                    </pic:cNvPicPr>
-                  </pic:nvPicPr>
-                  <pic:blipFill>
-                    <a:blip r:embed="rId8"/>
-                    <a:stretch>
-                      <a:fillRect/>
-                    </a:stretch>
-                  </pic:blipFill>
-                  <pic:spPr>
-                    <a:xfrm>
-                      <a:off x="0" y="0"/>
-                      <a:ext cx="5552440" cy="3838575"/>
-                    </a:xfrm>
-                    <a:prstGeom prst="rect">
-                      <a:avLst/>
-                    </a:prstGeom>
-                    <a:noFill/>
-                    <a:ln w="12700">
-                      <a:noFill/>
-                    </a:ln>
-                  </pic:spPr>
-                </pic:pic>
-              </a:graphicData>
-            </a:graphic>
-          </wp:inline>
-        </w:drawing>
-      </w:r>
-      <w:r/>
-    </w:p>
-    <w:p>
-      <w:pPr>
-        <w:pStyle w:val="para14"/>
-      </w:pPr>
-      <w:r>
-        <w:t>Рисунок 1.1 - Робота localhost</w:t>
-      </w:r>
-    </w:p>
-    <w:p>
-      <w:pPr>
-        <w:pStyle w:val="para10"/>
-      </w:pPr>
-      <w:r/>
-    </w:p>
-    <w:p>
-      <w:pPr>
-        <w:pStyle w:val="para10"/>
-      </w:pPr>
-      <w:r>
-        <w:t>Для перевірки мережевого інтерфейсу використано netsh interface show interface:</w:t>
-      </w:r>
-    </w:p>
-    <w:p>
-      <w:pPr>
-        <w:pStyle w:val="para10"/>
-      </w:pPr>
-      <w:r/>
-    </w:p>
-    <w:p>
-      <w:pPr>
-        <w:pStyle w:val="para18"/>
-      </w:pPr>
-      <w:r>
-        <w:t>PS C:\Users\seesm&gt; netsh interface show interface</w:t>
-      </w:r>
-    </w:p>
-    <w:p>
-      <w:pPr>
-        <w:pStyle w:val="para18"/>
-      </w:pPr>
-      <w:r/>
-    </w:p>
-    <w:p>
-      <w:pPr>
-        <w:pStyle w:val="para18"/>
-      </w:pPr>
-      <w:r>
-        <w:t>Admin State    State          Type             Interface Name</w:t>
-      </w:r>
-    </w:p>
-    <w:p>
-      <w:pPr>
-        <w:pStyle w:val="para18"/>
-      </w:pPr>
-      <w:r>
-        <w:t>--------------------------------------------------------------------</w:t>
-      </w:r>
-    </w:p>
-    <w:p>
-      <w:pPr>
-        <w:pStyle w:val="para18"/>
-      </w:pPr>
-      <w:r>
-        <w:t>Enabled        Connected      Dedicated        Ethernet 3</w:t>
-      </w:r>
-    </w:p>
-    <w:p>
-      <w:pPr>
-        <w:pStyle w:val="para10"/>
-      </w:pPr>
-      <w:r/>
-    </w:p>
-    <w:p>
-      <w:pPr>
-        <w:pStyle w:val="para10"/>
-      </w:pPr>
-      <w:r>
-        <w:t>Для надсилання команди використано msg * повідомлення:</w:t>
-      </w:r>
-    </w:p>
-    <w:p>
-      <w:pPr>
-        <w:pStyle w:val="para10"/>
-      </w:pPr>
-      <w:r/>
-    </w:p>
-    <w:p>
-      <w:pPr>
-        <w:pStyle w:val="para14"/>
-      </w:pPr>
-      <w:r>
-        <w:rPr>
-          <w:noProof/>
-        </w:rPr>
-        <w:drawing>
-          <wp:inline distT="89535" distB="89535" distL="89535" distR="89535">
-            <wp:extent cx="2316480" cy="1384935"/>
-            <wp:effectExtent l="0" t="0" r="0" b="0"/>
-            <wp:docPr id="2" name="Зображення2"/>
-            <wp:cNvGraphicFramePr>
-              <a:graphicFrameLocks xmlns:a="http://schemas.openxmlformats.org/drawingml/2006/main" noChangeAspect="1"/>
-            </wp:cNvGraphicFramePr>
-            <a:graphic xmlns:a="http://schemas.openxmlformats.org/drawingml/2006/main">
-              <a:graphicData uri="http://schemas.openxmlformats.org/drawingml/2006/picture">
-                <pic:pic xmlns:pic="http://schemas.openxmlformats.org/drawingml/2006/picture">
-                  <pic:nvPicPr>
-                    <pic:cNvPr id="2" name="Зображення2"/>
-                    <pic:cNvPicPr>
-                      <a:picLocks noChangeAspect="1"/>
-                      <a:extLst>
-                        <a:ext uri="sm">
-                          <sm:smNativeData xmlns:sm="sm" val="SMDATA_16_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"/>
-                        </a:ext>
-                      </a:extLst>
-                    </pic:cNvPicPr>
-                  </pic:nvPicPr>
-                  <pic:blipFill>
-                    <a:blip r:embed="rId9"/>
-                    <a:stretch>
-                      <a:fillRect/>
-                    </a:stretch>
-                  </pic:blipFill>
-                  <pic:spPr>
-                    <a:xfrm>
-                      <a:off x="0" y="0"/>
-                      <a:ext cx="2316480" cy="1384935"/>
-                    </a:xfrm>
-                    <a:prstGeom prst="rect">
-                      <a:avLst/>
-                    </a:prstGeom>
-                    <a:noFill/>
-                    <a:ln w="12700">
-                      <a:noFill/>
-                    </a:ln>
-                  </pic:spPr>
-                </pic:pic>
-              </a:graphicData>
-            </a:graphic>
-          </wp:inline>
-        </w:drawing>
-      </w:r>
-      <w:r/>
-    </w:p>
-    <w:p>
-      <w:pPr>
-        <w:pStyle w:val="para14"/>
-      </w:pPr>
-      <w:r>
-        <w:t>Рисунок 1.2 - Надіслане повідомлення</w:t>
-      </w:r>
-    </w:p>
-    <w:p>
-      <w:pPr>
-        <w:pStyle w:val="para10"/>
-      </w:pPr>
-      <w:r/>
-    </w:p>
-    <w:p>
-      <w:pPr>
-        <w:pStyle w:val="para10"/>
-      </w:pPr>
-      <w:r/>
+        <w:t>Для тестування роботи локального інтерфейсу застосовано netstat -b.</w:t>
+      </w:r>
+    </w:p>
+    <w:p>
+      <w:pPr>
+        <w:pStyle w:val="para10"/>
+      </w:pPr>
+      <w:r>
+        <w:t>Для перевірки мережевого інтерфейсу використано netsh interface show interface.</w:t>
+      </w:r>
+    </w:p>
+    <w:p>
+      <w:pPr>
+        <w:pStyle w:val="para10"/>
+      </w:pPr>
+      <w:r>
+        <w:t>Для надсилання команди використано msg * повідомлення.</w:t>
+      </w:r>
     </w:p>
     <w:p>
       <w:pPr>
@@ -3717,7 +3580,7 @@
         <w:tc>
           <w:tcPr>
             <w:tcW w:w="345" w:type="pct"/>
-            <w:tmTcPr id="1747236291" protected="0"/>
+            <w:tmTcPr id="1747236950" protected="0"/>
           </w:tcPr>
           <w:p>
             <w:pPr>
@@ -3743,7 +3606,7 @@
         <w:tc>
           <w:tcPr>
             <w:tcW w:w="1630" w:type="pct"/>
-            <w:tmTcPr id="1747236291" protected="0"/>
+            <w:tmTcPr id="1747236950" protected="0"/>
           </w:tcPr>
           <w:p>
             <w:pPr>
@@ -3769,7 +3632,7 @@
         <w:tc>
           <w:tcPr>
             <w:tcW w:w="3020" w:type="pct"/>
-            <w:tmTcPr id="1747236291" protected="0"/>
+            <w:tmTcPr id="1747236950" protected="0"/>
           </w:tcPr>
           <w:p>
             <w:pPr>
@@ -3802,7 +3665,7 @@
         <w:tc>
           <w:tcPr>
             <w:tcW w:w="345" w:type="pct"/>
-            <w:tmTcPr id="1747236291" protected="0"/>
+            <w:tmTcPr id="1747236950" protected="0"/>
           </w:tcPr>
           <w:p>
             <w:pPr>
@@ -3824,7 +3687,7 @@
         <w:tc>
           <w:tcPr>
             <w:tcW w:w="1630" w:type="pct"/>
-            <w:tmTcPr id="1747236291" protected="0"/>
+            <w:tmTcPr id="1747236950" protected="0"/>
           </w:tcPr>
           <w:p>
             <w:pPr>
@@ -3846,7 +3709,7 @@
         <w:tc>
           <w:tcPr>
             <w:tcW w:w="3020" w:type="pct"/>
-            <w:tmTcPr id="1747236291" protected="0"/>
+            <w:tmTcPr id="1747236950" protected="0"/>
           </w:tcPr>
           <w:p>
             <w:pPr>
@@ -3875,7 +3738,7 @@
         <w:tc>
           <w:tcPr>
             <w:tcW w:w="345" w:type="pct"/>
-            <w:tmTcPr id="1747236291" protected="0"/>
+            <w:tmTcPr id="1747236950" protected="0"/>
           </w:tcPr>
           <w:p>
             <w:pPr>
@@ -3897,7 +3760,7 @@
         <w:tc>
           <w:tcPr>
             <w:tcW w:w="1630" w:type="pct"/>
-            <w:tmTcPr id="1747236291" protected="0"/>
+            <w:tmTcPr id="1747236950" protected="0"/>
           </w:tcPr>
           <w:p>
             <w:pPr>
@@ -3919,7 +3782,7 @@
         <w:tc>
           <w:tcPr>
             <w:tcW w:w="3020" w:type="pct"/>
-            <w:tmTcPr id="1747236291" protected="0"/>
+            <w:tmTcPr id="1747236950" protected="0"/>
           </w:tcPr>
           <w:p>
             <w:pPr>
@@ -3948,7 +3811,7 @@
         <w:tc>
           <w:tcPr>
             <w:tcW w:w="345" w:type="pct"/>
-            <w:tmTcPr id="1747236291" protected="0"/>
+            <w:tmTcPr id="1747236950" protected="0"/>
           </w:tcPr>
           <w:p>
             <w:pPr>
@@ -3970,7 +3833,7 @@
         <w:tc>
           <w:tcPr>
             <w:tcW w:w="1630" w:type="pct"/>
-            <w:tmTcPr id="1747236291" protected="0"/>
+            <w:tmTcPr id="1747236950" protected="0"/>
           </w:tcPr>
           <w:p>
             <w:pPr>
@@ -3992,7 +3855,7 @@
         <w:tc>
           <w:tcPr>
             <w:tcW w:w="3020" w:type="pct"/>
-            <w:tmTcPr id="1747236291" protected="0"/>
+            <w:tmTcPr id="1747236950" protected="0"/>
           </w:tcPr>
           <w:p>
             <w:pPr>
@@ -4021,7 +3884,7 @@
         <w:tc>
           <w:tcPr>
             <w:tcW w:w="345" w:type="pct"/>
-            <w:tmTcPr id="1747236291" protected="0"/>
+            <w:tmTcPr id="1747236950" protected="0"/>
           </w:tcPr>
           <w:p>
             <w:pPr>
@@ -4043,7 +3906,7 @@
         <w:tc>
           <w:tcPr>
             <w:tcW w:w="1630" w:type="pct"/>
-            <w:tmTcPr id="1747236291" protected="0"/>
+            <w:tmTcPr id="1747236950" protected="0"/>
           </w:tcPr>
           <w:p>
             <w:pPr>
@@ -4065,7 +3928,7 @@
         <w:tc>
           <w:tcPr>
             <w:tcW w:w="3020" w:type="pct"/>
-            <w:tmTcPr id="1747236291" protected="0"/>
+            <w:tmTcPr id="1747236950" protected="0"/>
           </w:tcPr>
           <w:p>
             <w:pPr>
@@ -4094,7 +3957,7 @@
         <w:tc>
           <w:tcPr>
             <w:tcW w:w="345" w:type="pct"/>
-            <w:tmTcPr id="1747236291" protected="0"/>
+            <w:tmTcPr id="1747236950" protected="0"/>
           </w:tcPr>
           <w:p>
             <w:pPr>
@@ -4116,7 +3979,7 @@
         <w:tc>
           <w:tcPr>
             <w:tcW w:w="1630" w:type="pct"/>
-            <w:tmTcPr id="1747236291" protected="0"/>
+            <w:tmTcPr id="1747236950" protected="0"/>
           </w:tcPr>
           <w:p>
             <w:pPr>
@@ -4138,7 +4001,7 @@
         <w:tc>
           <w:tcPr>
             <w:tcW w:w="3020" w:type="pct"/>
-            <w:tmTcPr id="1747236291" protected="0"/>
+            <w:tmTcPr id="1747236950" protected="0"/>
           </w:tcPr>
           <w:p>
             <w:pPr>
@@ -4170,78 +4033,7 @@
         <w:pStyle w:val="para10"/>
       </w:pPr>
       <w:r>
-        <w:t>Для визначення доменного імені серверу мережі використано nslookup localhost:</w:t>
-      </w:r>
-    </w:p>
-    <w:p>
-      <w:pPr>
-        <w:pStyle w:val="para10"/>
-      </w:pPr>
-      <w:r/>
-    </w:p>
-    <w:p>
-      <w:pPr>
-        <w:pStyle w:val="para14"/>
-      </w:pPr>
-      <w:r>
-        <w:rPr>
-          <w:noProof/>
-        </w:rPr>
-        <w:drawing>
-          <wp:inline distT="89535" distB="89535" distL="89535" distR="89535">
-            <wp:extent cx="3321050" cy="1066800"/>
-            <wp:effectExtent l="0" t="0" r="0" b="0"/>
-            <wp:docPr id="3" name="Зображення3"/>
-            <wp:cNvGraphicFramePr>
-              <a:graphicFrameLocks xmlns:a="http://schemas.openxmlformats.org/drawingml/2006/main" noChangeAspect="1"/>
-            </wp:cNvGraphicFramePr>
-            <a:graphic xmlns:a="http://schemas.openxmlformats.org/drawingml/2006/main">
-              <a:graphicData uri="http://schemas.openxmlformats.org/drawingml/2006/picture">
-                <pic:pic xmlns:pic="http://schemas.openxmlformats.org/drawingml/2006/picture">
-                  <pic:nvPicPr>
-                    <pic:cNvPr id="3" name="Зображення3"/>
-                    <pic:cNvPicPr>
-                      <a:picLocks noChangeAspect="1"/>
-                      <a:extLst>
-                        <a:ext uri="sm">
-                          <sm:smNativeData xmlns:sm="sm" val="SMDATA_16_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"/>
-                        </a:ext>
-                      </a:extLst>
-                    </pic:cNvPicPr>
-                  </pic:nvPicPr>
-                  <pic:blipFill>
-                    <a:blip r:embed="rId10"/>
-                    <a:stretch>
-                      <a:fillRect/>
-                    </a:stretch>
-                  </pic:blipFill>
-                  <pic:spPr>
-                    <a:xfrm>
-                      <a:off x="0" y="0"/>
-                      <a:ext cx="3321050" cy="1066800"/>
-                    </a:xfrm>
-                    <a:prstGeom prst="rect">
-                      <a:avLst/>
-                    </a:prstGeom>
-                    <a:noFill/>
-                    <a:ln w="12700">
-                      <a:noFill/>
-                    </a:ln>
-                  </pic:spPr>
-                </pic:pic>
-              </a:graphicData>
-            </a:graphic>
-          </wp:inline>
-        </w:drawing>
-      </w:r>
-      <w:r/>
-    </w:p>
-    <w:p>
-      <w:pPr>
-        <w:pStyle w:val="para14"/>
-      </w:pPr>
-      <w:r>
-        <w:t>Рисунок 1.3 - Результати команди</w:t>
+        <w:t>Для визначення доменного імені серверу мережі використано nslookup localhost.</w:t>
       </w:r>
     </w:p>
     <w:p>
@@ -4340,6 +4132,44 @@
         <w:rPr>
           <w:sz w:val="20"/>
         </w:rPr>
+      </w:r>
+    </w:p>
+    <w:p>
+      <w:pPr>
+        <w:pStyle w:val="para10"/>
+      </w:pPr>
+      <w:r/>
+    </w:p>
+    <w:p>
+      <w:pPr>
+        <w:pStyle w:val="para10"/>
+      </w:pPr>
+      <w:r>
+        <w:t xml:space="preserve">Для офісу можна призначити кожному пристрою статичну ІР адресу. </w:t>
+      </w:r>
+    </w:p>
+    <w:p>
+      <w:pPr>
+        <w:pStyle w:val="para10"/>
+      </w:pPr>
+      <w:r>
+        <w:t>У випадку 2 відділів можна створити дві робочі групи.</w:t>
+      </w:r>
+    </w:p>
+    <w:p>
+      <w:pPr>
+        <w:pStyle w:val="para10"/>
+      </w:pPr>
+      <w:r>
+        <w:t>Для протоколу NetBEUI дані про пристрої мають зберігатися в центральній базі даних. Для кожного пристрою має видаватись його власний акаунт, за яким він матиме доступ до мережі.</w:t>
+      </w:r>
+    </w:p>
+    <w:p>
+      <w:pPr>
+        <w:pStyle w:val="para10"/>
+      </w:pPr>
+      <w:r>
+        <w:t>Модель TCP/IP є коротшою версією OSI.</w:t>
       </w:r>
     </w:p>
     <w:p>
@@ -4391,7 +4221,7 @@
           <w:tcPr>
             <w:tcW w:w="295" w:type="pct"/>
             <w:vAlign w:val="center"/>
-            <w:tmTcPr id="1747236291" protected="0"/>
+            <w:tmTcPr id="1747236950" protected="0"/>
           </w:tcPr>
           <w:p>
             <w:pPr>
@@ -4420,7 +4250,7 @@
           <w:tcPr>
             <w:tcW w:w="1640" w:type="pct"/>
             <w:vAlign w:val="center"/>
-            <w:tmTcPr id="1747236291" protected="0"/>
+            <w:tmTcPr id="1747236950" protected="0"/>
           </w:tcPr>
           <w:p>
             <w:pPr>
@@ -4449,7 +4279,7 @@
           <w:tcPr>
             <w:tcW w:w="3060" w:type="pct"/>
             <w:vAlign w:val="center"/>
-            <w:tmTcPr id="1747236291" protected="0"/>
+            <w:tmTcPr id="1747236950" protected="0"/>
           </w:tcPr>
           <w:p>
             <w:pPr>
@@ -4485,7 +4315,7 @@
           <w:tcPr>
             <w:tcW w:w="295" w:type="pct"/>
             <w:vAlign w:val="center"/>
-            <w:tmTcPr id="1747236291" protected="0"/>
+            <w:tmTcPr id="1747236950" protected="0"/>
           </w:tcPr>
           <w:p>
             <w:pPr>
@@ -4510,7 +4340,7 @@
           <w:tcPr>
             <w:tcW w:w="1640" w:type="pct"/>
             <w:vAlign w:val="center"/>
-            <w:tmTcPr id="1747236291" protected="0"/>
+            <w:tmTcPr id="1747236950" protected="0"/>
           </w:tcPr>
           <w:p>
             <w:pPr>
@@ -4535,7 +4365,7 @@
           <w:tcPr>
             <w:tcW w:w="3060" w:type="pct"/>
             <w:vAlign w:val="center"/>
-            <w:tmTcPr id="1747236291" protected="0"/>
+            <w:tmTcPr id="1747236950" protected="0"/>
           </w:tcPr>
           <w:p>
             <w:pPr>
@@ -4567,7 +4397,7 @@
           <w:tcPr>
             <w:tcW w:w="295" w:type="pct"/>
             <w:vAlign w:val="center"/>
-            <w:tmTcPr id="1747236291" protected="0"/>
+            <w:tmTcPr id="1747236950" protected="0"/>
           </w:tcPr>
           <w:p>
             <w:pPr>
@@ -4592,7 +4422,7 @@
           <w:tcPr>
             <w:tcW w:w="1640" w:type="pct"/>
             <w:vAlign w:val="center"/>
-            <w:tmTcPr id="1747236291" protected="0"/>
+            <w:tmTcPr id="1747236950" protected="0"/>
           </w:tcPr>
           <w:p>
             <w:pPr>
@@ -4617,7 +4447,7 @@
           <w:tcPr>
             <w:tcW w:w="3060" w:type="pct"/>
             <w:vAlign w:val="center"/>
-            <w:tmTcPr id="1747236291" protected="0"/>
+            <w:tmTcPr id="1747236950" protected="0"/>
           </w:tcPr>
           <w:p>
             <w:pPr>
@@ -4649,7 +4479,7 @@
           <w:tcPr>
             <w:tcW w:w="295" w:type="pct"/>
             <w:vAlign w:val="center"/>
-            <w:tmTcPr id="1747236291" protected="0"/>
+            <w:tmTcPr id="1747236950" protected="0"/>
           </w:tcPr>
           <w:p>
             <w:pPr>
@@ -4674,7 +4504,7 @@
           <w:tcPr>
             <w:tcW w:w="1640" w:type="pct"/>
             <w:vAlign w:val="center"/>
-            <w:tmTcPr id="1747236291" protected="0"/>
+            <w:tmTcPr id="1747236950" protected="0"/>
           </w:tcPr>
           <w:p>
             <w:pPr>
@@ -4699,7 +4529,7 @@
           <w:tcPr>
             <w:tcW w:w="3060" w:type="pct"/>
             <w:vAlign w:val="center"/>
-            <w:tmTcPr id="1747236291" protected="0"/>
+            <w:tmTcPr id="1747236950" protected="0"/>
           </w:tcPr>
           <w:p>
             <w:pPr>
@@ -4731,7 +4561,7 @@
           <w:tcPr>
             <w:tcW w:w="295" w:type="pct"/>
             <w:vAlign w:val="center"/>
-            <w:tmTcPr id="1747236291" protected="0"/>
+            <w:tmTcPr id="1747236950" protected="0"/>
           </w:tcPr>
           <w:p>
             <w:pPr>
@@ -4756,7 +4586,7 @@
           <w:tcPr>
             <w:tcW w:w="1640" w:type="pct"/>
             <w:vAlign w:val="center"/>
-            <w:tmTcPr id="1747236291" protected="0"/>
+            <w:tmTcPr id="1747236950" protected="0"/>
           </w:tcPr>
           <w:p>
             <w:pPr>
@@ -4781,7 +4611,7 @@
           <w:tcPr>
             <w:tcW w:w="3060" w:type="pct"/>
             <w:vAlign w:val="center"/>
-            <w:tmTcPr id="1747236291" protected="0"/>
+            <w:tmTcPr id="1747236950" protected="0"/>
           </w:tcPr>
           <w:p>
             <w:pPr>
@@ -4813,7 +4643,7 @@
           <w:tcPr>
             <w:tcW w:w="295" w:type="pct"/>
             <w:vAlign w:val="center"/>
-            <w:tmTcPr id="1747236291" protected="0"/>
+            <w:tmTcPr id="1747236950" protected="0"/>
           </w:tcPr>
           <w:p>
             <w:pPr>
@@ -4838,7 +4668,7 @@
           <w:tcPr>
             <w:tcW w:w="1640" w:type="pct"/>
             <w:vAlign w:val="center"/>
-            <w:tmTcPr id="1747236291" protected="0"/>
+            <w:tmTcPr id="1747236950" protected="0"/>
           </w:tcPr>
           <w:p>
             <w:pPr>
@@ -4863,7 +4693,7 @@
           <w:tcPr>
             <w:tcW w:w="3060" w:type="pct"/>
             <w:vAlign w:val="center"/>
-            <w:tmTcPr id="1747236291" protected="0"/>
+            <w:tmTcPr id="1747236950" protected="0"/>
           </w:tcPr>
           <w:p>
             <w:pPr>
@@ -4895,7 +4725,7 @@
           <w:tcPr>
             <w:tcW w:w="295" w:type="pct"/>
             <w:vAlign w:val="center"/>
-            <w:tmTcPr id="1747236291" protected="0"/>
+            <w:tmTcPr id="1747236950" protected="0"/>
           </w:tcPr>
           <w:p>
             <w:pPr>
@@ -4920,7 +4750,7 @@
           <w:tcPr>
             <w:tcW w:w="1640" w:type="pct"/>
             <w:vAlign w:val="center"/>
-            <w:tmTcPr id="1747236291" protected="0"/>
+            <w:tmTcPr id="1747236950" protected="0"/>
           </w:tcPr>
           <w:p>
             <w:pPr>
@@ -4945,7 +4775,7 @@
           <w:tcPr>
             <w:tcW w:w="3060" w:type="pct"/>
             <w:vAlign w:val="center"/>
-            <w:tmTcPr id="1747236291" protected="0"/>
+            <w:tmTcPr id="1747236950" protected="0"/>
           </w:tcPr>
           <w:p>
             <w:pPr>
@@ -4977,7 +4807,7 @@
           <w:tcPr>
             <w:tcW w:w="295" w:type="pct"/>
             <w:vAlign w:val="center"/>
-            <w:tmTcPr id="1747236291" protected="0"/>
+            <w:tmTcPr id="1747236950" protected="0"/>
           </w:tcPr>
           <w:p>
             <w:pPr>
@@ -5002,7 +4832,7 @@
           <w:tcPr>
             <w:tcW w:w="1640" w:type="pct"/>
             <w:vAlign w:val="center"/>
-            <w:tmTcPr id="1747236291" protected="0"/>
+            <w:tmTcPr id="1747236950" protected="0"/>
           </w:tcPr>
           <w:p>
             <w:pPr>
@@ -5027,7 +4857,7 @@
           <w:tcPr>
             <w:tcW w:w="3060" w:type="pct"/>
             <w:vAlign w:val="center"/>
-            <w:tmTcPr id="1747236291" protected="0"/>
+            <w:tmTcPr id="1747236950" protected="0"/>
           </w:tcPr>
           <w:p>
             <w:pPr>
@@ -5059,7 +4889,7 @@
           <w:tcPr>
             <w:tcW w:w="295" w:type="pct"/>
             <w:vAlign w:val="center"/>
-            <w:tmTcPr id="1747236291" protected="0"/>
+            <w:tmTcPr id="1747236950" protected="0"/>
           </w:tcPr>
           <w:p>
             <w:pPr>
@@ -5084,7 +4914,7 @@
           <w:tcPr>
             <w:tcW w:w="1640" w:type="pct"/>
             <w:vAlign w:val="center"/>
-            <w:tmTcPr id="1747236291" protected="0"/>
+            <w:tmTcPr id="1747236950" protected="0"/>
           </w:tcPr>
           <w:p>
             <w:pPr>
@@ -5109,7 +4939,7 @@
           <w:tcPr>
             <w:tcW w:w="3060" w:type="pct"/>
             <w:vAlign w:val="center"/>
-            <w:tmTcPr id="1747236291" protected="0"/>
+            <w:tmTcPr id="1747236950" protected="0"/>
           </w:tcPr>
           <w:p>
             <w:pPr>
@@ -5141,7 +4971,7 @@
           <w:tcPr>
             <w:tcW w:w="295" w:type="pct"/>
             <w:vAlign w:val="center"/>
-            <w:tmTcPr id="1747236291" protected="0"/>
+            <w:tmTcPr id="1747236950" protected="0"/>
           </w:tcPr>
           <w:p>
             <w:pPr>
@@ -5166,7 +4996,7 @@
           <w:tcPr>
             <w:tcW w:w="1640" w:type="pct"/>
             <w:vAlign w:val="center"/>
-            <w:tmTcPr id="1747236291" protected="0"/>
+            <w:tmTcPr id="1747236950" protected="0"/>
           </w:tcPr>
           <w:p>
             <w:pPr>
@@ -5191,7 +5021,7 @@
           <w:tcPr>
             <w:tcW w:w="3060" w:type="pct"/>
             <w:vAlign w:val="center"/>
-            <w:tmTcPr id="1747236291" protected="0"/>
+            <w:tmTcPr id="1747236950" protected="0"/>
           </w:tcPr>
           <w:p>
             <w:pPr>
@@ -5223,7 +5053,7 @@
           <w:tcPr>
             <w:tcW w:w="295" w:type="pct"/>
             <w:vAlign w:val="center"/>
-            <w:tmTcPr id="1747236291" protected="0"/>
+            <w:tmTcPr id="1747236950" protected="0"/>
           </w:tcPr>
           <w:p>
             <w:pPr>
@@ -5248,7 +5078,7 @@
           <w:tcPr>
             <w:tcW w:w="1640" w:type="pct"/>
             <w:vAlign w:val="center"/>
-            <w:tmTcPr id="1747236291" protected="0"/>
+            <w:tmTcPr id="1747236950" protected="0"/>
           </w:tcPr>
           <w:p>
             <w:pPr>
@@ -5273,7 +5103,7 @@
           <w:tcPr>
             <w:tcW w:w="3060" w:type="pct"/>
             <w:vAlign w:val="center"/>
-            <w:tmTcPr id="1747236291" protected="0"/>
+            <w:tmTcPr id="1747236950" protected="0"/>
           </w:tcPr>
           <w:p>
             <w:pPr>
@@ -5305,7 +5135,7 @@
           <w:tcPr>
             <w:tcW w:w="295" w:type="pct"/>
             <w:vAlign w:val="center"/>
-            <w:tmTcPr id="1747236291" protected="0"/>
+            <w:tmTcPr id="1747236950" protected="0"/>
           </w:tcPr>
           <w:p>
             <w:pPr>
@@ -5330,7 +5160,7 @@
           <w:tcPr>
             <w:tcW w:w="1640" w:type="pct"/>
             <w:vAlign w:val="center"/>
-            <w:tmTcPr id="1747236291" protected="0"/>
+            <w:tmTcPr id="1747236950" protected="0"/>
           </w:tcPr>
           <w:p>
             <w:pPr>
@@ -5355,7 +5185,7 @@
           <w:tcPr>
             <w:tcW w:w="3060" w:type="pct"/>
             <w:vAlign w:val="center"/>
-            <w:tmTcPr id="1747236291" protected="0"/>
+            <w:tmTcPr id="1747236950" protected="0"/>
           </w:tcPr>
           <w:p>
             <w:pPr>
@@ -5387,7 +5217,7 @@
           <w:tcPr>
             <w:tcW w:w="295" w:type="pct"/>
             <w:vAlign w:val="center"/>
-            <w:tmTcPr id="1747236291" protected="0"/>
+            <w:tmTcPr id="1747236950" protected="0"/>
           </w:tcPr>
           <w:p>
             <w:pPr>
@@ -5412,7 +5242,7 @@
           <w:tcPr>
             <w:tcW w:w="1640" w:type="pct"/>
             <w:vAlign w:val="center"/>
-            <w:tmTcPr id="1747236291" protected="0"/>
+            <w:tmTcPr id="1747236950" protected="0"/>
           </w:tcPr>
           <w:p>
             <w:pPr>
@@ -5437,7 +5267,7 @@
           <w:tcPr>
             <w:tcW w:w="3060" w:type="pct"/>
             <w:vAlign w:val="center"/>
-            <w:tmTcPr id="1747236291" protected="0"/>
+            <w:tmTcPr id="1747236950" protected="0"/>
           </w:tcPr>
           <w:p>
             <w:pPr>
@@ -5469,7 +5299,7 @@
           <w:tcPr>
             <w:tcW w:w="295" w:type="pct"/>
             <w:vAlign w:val="center"/>
-            <w:tmTcPr id="1747236291" protected="0"/>
+            <w:tmTcPr id="1747236950" protected="0"/>
           </w:tcPr>
           <w:p>
             <w:pPr>
@@ -5494,7 +5324,7 @@
           <w:tcPr>
             <w:tcW w:w="1640" w:type="pct"/>
             <w:vAlign w:val="center"/>
-            <w:tmTcPr id="1747236291" protected="0"/>
+            <w:tmTcPr id="1747236950" protected="0"/>
           </w:tcPr>
           <w:p>
             <w:pPr>
@@ -5519,7 +5349,7 @@
           <w:tcPr>
             <w:tcW w:w="3060" w:type="pct"/>
             <w:vAlign w:val="center"/>
-            <w:tmTcPr id="1747236291" protected="0"/>
+            <w:tmTcPr id="1747236950" protected="0"/>
           </w:tcPr>
           <w:p>
             <w:pPr>
@@ -5583,38 +5413,6 @@
       <w:r>
         <w:t>Взаємозв’язані комп’ютери з можливістю обмінюватись даними.</w:t>
       </w:r>
-    </w:p>
-    <w:p>
-      <w:pPr>
-        <w:pStyle w:val="para10"/>
-      </w:pPr>
-      <w:r/>
-    </w:p>
-    <w:p>
-      <w:pPr>
-        <w:pStyle w:val="para9"/>
-        <w:rPr>
-          <w:sz w:val="28"/>
-        </w:rPr>
-      </w:pPr>
-      <w:r>
-        <w:rPr>
-          <w:sz w:val="28"/>
-        </w:rPr>
-        <w:t>Спеціалізоване програмне забезпечення для локальних та глобальних мереж.</w:t>
-      </w:r>
-    </w:p>
-    <w:p>
-      <w:pPr>
-        <w:pStyle w:val="para10"/>
-      </w:pPr>
-      <w:r/>
-    </w:p>
-    <w:p>
-      <w:pPr>
-        <w:pStyle w:val="para10"/>
-      </w:pPr>
-      <w:r/>
     </w:p>
     <w:p>
       <w:pPr>

--- a/32KM Kompjuterni merezhi/1/KNT-122_Onyshchenko_Variant-19_PR1.docx
+++ b/32KM Kompjuterni merezhi/1/KNT-122_Onyshchenko_Variant-19_PR1.docx
@@ -512,6 +512,11 @@
       <w:r>
         <w:t>.</w:t>
       </w:r>
+      <w:r>
+        <w:rPr>
+          <w:lang w:val="en-us"/>
+        </w:rPr>
+      </w:r>
     </w:p>
     <w:p>
       <w:pPr>
@@ -650,16 +655,25 @@
     </w:p>
     <w:p>
       <w:pPr>
-        <w:pStyle w:val="para10"/>
+        <w:pStyle w:val="para9"/>
         <w:rPr>
-          <w:lang w:val="en-us"/>
+          <w:rFonts w:eastAsia="Times New Roman"/>
+          <w:color w:val="auto"/>
         </w:rPr>
       </w:pPr>
       <w:r>
         <w:rPr>
-          <w:lang w:val="en-us"/>
+          <w:rFonts w:eastAsia="Times New Roman"/>
+          <w:color w:val="auto"/>
         </w:rPr>
-      </w:r>
+        <w:t>Ознайомитися з правилами використання вказаних команд та заповнити таблицю 1.1</w:t>
+      </w:r>
+    </w:p>
+    <w:p>
+      <w:pPr>
+        <w:pStyle w:val="para10"/>
+      </w:pPr>
+      <w:r/>
     </w:p>
     <w:p>
       <w:pPr>
@@ -682,7 +696,7 @@
         <w:tabOrder w:val="0"/>
         <w:jc w:val="left"/>
         <w:tblInd w:w="0" w:type="dxa"/>
-        <w:tblW w:w="9028" w:type="dxa"/>
+        <w:tblW w:w="9027" w:type="dxa"/>
         <w:pPr>
           <w:pStyle w:val="para10"/>
           <w:ind w:firstLine="0"/>
@@ -692,10 +706,10 @@
         <w:tblLook w:val="04A0" w:firstRow="1" w:lastRow="0" w:firstColumn="1" w:lastColumn="0" w:noHBand="0" w:noVBand="1"/>
       </w:tblPr>
       <w:tblGrid>
-        <w:gridCol w:w="727"/>
-        <w:gridCol w:w="1151"/>
-        <w:gridCol w:w="1639"/>
-        <w:gridCol w:w="5511"/>
+        <w:gridCol w:w="416"/>
+        <w:gridCol w:w="1184"/>
+        <w:gridCol w:w="1384"/>
+        <w:gridCol w:w="6043"/>
       </w:tblGrid>
       <w:tr>
         <w:trPr>
@@ -705,8 +719,8 @@
         </w:trPr>
         <w:tc>
           <w:tcPr>
-            <w:tcW w:w="727" w:type="dxa"/>
-            <w:tmTcPr id="1747236950" protected="0"/>
+            <w:tcW w:w="416" w:type="dxa"/>
+            <w:tmTcPr id="1747289728" protected="0"/>
           </w:tcPr>
           <w:p>
             <w:pPr>
@@ -733,8 +747,8 @@
         </w:tc>
         <w:tc>
           <w:tcPr>
-            <w:tcW w:w="1151" w:type="dxa"/>
-            <w:tmTcPr id="1747236950" protected="0"/>
+            <w:tcW w:w="1184" w:type="dxa"/>
+            <w:tmTcPr id="1747289728" protected="0"/>
           </w:tcPr>
           <w:p>
             <w:pPr>
@@ -761,8 +775,8 @@
         </w:tc>
         <w:tc>
           <w:tcPr>
-            <w:tcW w:w="1639" w:type="dxa"/>
-            <w:tmTcPr id="1747236950" protected="0"/>
+            <w:tcW w:w="1384" w:type="dxa"/>
+            <w:tmTcPr id="1747289728" protected="0"/>
           </w:tcPr>
           <w:p>
             <w:pPr>
@@ -789,8 +803,8 @@
         </w:tc>
         <w:tc>
           <w:tcPr>
-            <w:tcW w:w="5511" w:type="dxa"/>
-            <w:tmTcPr id="1747236950" protected="0"/>
+            <w:tcW w:w="6043" w:type="dxa"/>
+            <w:tmTcPr id="1747289728" protected="0"/>
           </w:tcPr>
           <w:p>
             <w:pPr>
@@ -824,8 +838,8 @@
         </w:trPr>
         <w:tc>
           <w:tcPr>
-            <w:tcW w:w="727" w:type="dxa"/>
-            <w:tmTcPr id="1747236950" protected="0"/>
+            <w:tcW w:w="416" w:type="dxa"/>
+            <w:tmTcPr id="1747289728" protected="0"/>
           </w:tcPr>
           <w:p>
             <w:pPr>
@@ -848,8 +862,8 @@
         </w:tc>
         <w:tc>
           <w:tcPr>
-            <w:tcW w:w="1151" w:type="dxa"/>
-            <w:tmTcPr id="1747236950" protected="0"/>
+            <w:tcW w:w="1184" w:type="dxa"/>
+            <w:tmTcPr id="1747289728" protected="0"/>
           </w:tcPr>
           <w:p>
             <w:pPr>
@@ -872,31 +886,31 @@
         </w:tc>
         <w:tc>
           <w:tcPr>
-            <w:tcW w:w="1639" w:type="dxa"/>
-            <w:tmTcPr id="1747236950" protected="0"/>
-          </w:tcPr>
-          <w:p>
-            <w:pPr>
-              <w:ind w:firstLine="0"/>
-              <w:spacing/>
-              <w:jc w:val="left"/>
-              <w:rPr>
-                <w:sz w:val="22"/>
-                <w:szCs w:val="22"/>
-              </w:rPr>
-            </w:pPr>
-            <w:r>
-              <w:rPr>
-                <w:sz w:val="22"/>
-                <w:szCs w:val="22"/>
-              </w:rPr>
-            </w:r>
-          </w:p>
-        </w:tc>
-        <w:tc>
-          <w:tcPr>
-            <w:tcW w:w="5511" w:type="dxa"/>
-            <w:tmTcPr id="1747236950" protected="0"/>
+            <w:tcW w:w="1384" w:type="dxa"/>
+            <w:tmTcPr id="1747289728" protected="0"/>
+          </w:tcPr>
+          <w:p>
+            <w:pPr>
+              <w:ind w:firstLine="0"/>
+              <w:spacing/>
+              <w:jc w:val="left"/>
+              <w:rPr>
+                <w:sz w:val="22"/>
+                <w:szCs w:val="22"/>
+              </w:rPr>
+            </w:pPr>
+            <w:r>
+              <w:rPr>
+                <w:sz w:val="22"/>
+                <w:szCs w:val="22"/>
+              </w:rPr>
+            </w:r>
+          </w:p>
+        </w:tc>
+        <w:tc>
+          <w:tcPr>
+            <w:tcW w:w="6043" w:type="dxa"/>
+            <w:tmTcPr id="1747289728" protected="0"/>
           </w:tcPr>
           <w:p>
             <w:pPr>
@@ -926,9 +940,9 @@
         </w:trPr>
         <w:tc>
           <w:tcPr>
-            <w:tcW w:w="727" w:type="dxa"/>
+            <w:tcW w:w="416" w:type="dxa"/>
             <w:vMerge w:val="restart"/>
-            <w:tmTcPr id="1747236950" protected="0"/>
+            <w:tmTcPr id="1747289728" protected="0"/>
           </w:tcPr>
           <w:p>
             <w:pPr>
@@ -951,9 +965,9 @@
         </w:tc>
         <w:tc>
           <w:tcPr>
-            <w:tcW w:w="1151" w:type="dxa"/>
+            <w:tcW w:w="1184" w:type="dxa"/>
             <w:vMerge w:val="restart"/>
-            <w:tmTcPr id="1747236950" protected="0"/>
+            <w:tmTcPr id="1747289728" protected="0"/>
           </w:tcPr>
           <w:p>
             <w:pPr>
@@ -976,31 +990,31 @@
         </w:tc>
         <w:tc>
           <w:tcPr>
-            <w:tcW w:w="1639" w:type="dxa"/>
-            <w:tmTcPr id="1747236950" protected="0"/>
-          </w:tcPr>
-          <w:p>
-            <w:pPr>
-              <w:ind w:firstLine="0"/>
-              <w:spacing/>
-              <w:jc w:val="left"/>
-              <w:rPr>
-                <w:sz w:val="22"/>
-                <w:szCs w:val="22"/>
-              </w:rPr>
-            </w:pPr>
-            <w:r>
-              <w:rPr>
-                <w:sz w:val="22"/>
-                <w:szCs w:val="22"/>
-              </w:rPr>
-            </w:r>
-          </w:p>
-        </w:tc>
-        <w:tc>
-          <w:tcPr>
-            <w:tcW w:w="5511" w:type="dxa"/>
-            <w:tmTcPr id="1747236950" protected="0"/>
+            <w:tcW w:w="1384" w:type="dxa"/>
+            <w:tmTcPr id="1747289728" protected="0"/>
+          </w:tcPr>
+          <w:p>
+            <w:pPr>
+              <w:ind w:firstLine="0"/>
+              <w:spacing/>
+              <w:jc w:val="left"/>
+              <w:rPr>
+                <w:sz w:val="22"/>
+                <w:szCs w:val="22"/>
+              </w:rPr>
+            </w:pPr>
+            <w:r>
+              <w:rPr>
+                <w:sz w:val="22"/>
+                <w:szCs w:val="22"/>
+              </w:rPr>
+            </w:r>
+          </w:p>
+        </w:tc>
+        <w:tc>
+          <w:tcPr>
+            <w:tcW w:w="6043" w:type="dxa"/>
+            <w:tmTcPr id="1747289728" protected="0"/>
           </w:tcPr>
           <w:p>
             <w:pPr>
@@ -1030,9 +1044,9 @@
         </w:trPr>
         <w:tc>
           <w:tcPr>
-            <w:tcW w:w="727" w:type="dxa"/>
+            <w:tcW w:w="416" w:type="dxa"/>
             <w:vMerge/>
-            <w:tmTcPr id="1747236950" protected="0"/>
+            <w:tmTcPr id="1747289728" protected="0"/>
           </w:tcPr>
           <w:p>
             <w:pPr>
@@ -1042,9 +1056,9 @@
         </w:tc>
         <w:tc>
           <w:tcPr>
-            <w:tcW w:w="1151" w:type="dxa"/>
+            <w:tcW w:w="1184" w:type="dxa"/>
             <w:vMerge/>
-            <w:tmTcPr id="1747236950" protected="0"/>
+            <w:tmTcPr id="1747289728" protected="0"/>
           </w:tcPr>
           <w:p>
             <w:pPr>
@@ -1054,8 +1068,8 @@
         </w:tc>
         <w:tc>
           <w:tcPr>
-            <w:tcW w:w="1639" w:type="dxa"/>
-            <w:tmTcPr id="1747236950" protected="0"/>
+            <w:tcW w:w="1384" w:type="dxa"/>
+            <w:tmTcPr id="1747289728" protected="0"/>
           </w:tcPr>
           <w:p>
             <w:pPr>
@@ -1078,8 +1092,8 @@
         </w:tc>
         <w:tc>
           <w:tcPr>
-            <w:tcW w:w="5511" w:type="dxa"/>
-            <w:tmTcPr id="1747236950" protected="0"/>
+            <w:tcW w:w="6043" w:type="dxa"/>
+            <w:tmTcPr id="1747289728" protected="0"/>
           </w:tcPr>
           <w:p>
             <w:pPr>
@@ -1109,9 +1123,9 @@
         </w:trPr>
         <w:tc>
           <w:tcPr>
-            <w:tcW w:w="727" w:type="dxa"/>
+            <w:tcW w:w="416" w:type="dxa"/>
             <w:vMerge/>
-            <w:tmTcPr id="1747236950" protected="0"/>
+            <w:tmTcPr id="1747289728" protected="0"/>
           </w:tcPr>
           <w:p>
             <w:pPr>
@@ -1121,9 +1135,9 @@
         </w:tc>
         <w:tc>
           <w:tcPr>
-            <w:tcW w:w="1151" w:type="dxa"/>
+            <w:tcW w:w="1184" w:type="dxa"/>
             <w:vMerge/>
-            <w:tmTcPr id="1747236950" protected="0"/>
+            <w:tmTcPr id="1747289728" protected="0"/>
           </w:tcPr>
           <w:p>
             <w:pPr>
@@ -1133,8 +1147,8 @@
         </w:tc>
         <w:tc>
           <w:tcPr>
-            <w:tcW w:w="1639" w:type="dxa"/>
-            <w:tmTcPr id="1747236950" protected="0"/>
+            <w:tcW w:w="1384" w:type="dxa"/>
+            <w:tmTcPr id="1747289728" protected="0"/>
           </w:tcPr>
           <w:p>
             <w:pPr>
@@ -1157,8 +1171,8 @@
         </w:tc>
         <w:tc>
           <w:tcPr>
-            <w:tcW w:w="5511" w:type="dxa"/>
-            <w:tmTcPr id="1747236950" protected="0"/>
+            <w:tcW w:w="6043" w:type="dxa"/>
+            <w:tmTcPr id="1747289728" protected="0"/>
           </w:tcPr>
           <w:p>
             <w:pPr>
@@ -1188,8 +1202,8 @@
         </w:trPr>
         <w:tc>
           <w:tcPr>
-            <w:tcW w:w="727" w:type="dxa"/>
-            <w:tmTcPr id="1747236950" protected="0"/>
+            <w:tcW w:w="416" w:type="dxa"/>
+            <w:tmTcPr id="1747289728" protected="0"/>
           </w:tcPr>
           <w:p>
             <w:pPr>
@@ -1212,8 +1226,8 @@
         </w:tc>
         <w:tc>
           <w:tcPr>
-            <w:tcW w:w="1151" w:type="dxa"/>
-            <w:tmTcPr id="1747236950" protected="0"/>
+            <w:tcW w:w="1184" w:type="dxa"/>
+            <w:tmTcPr id="1747289728" protected="0"/>
           </w:tcPr>
           <w:p>
             <w:pPr>
@@ -1236,8 +1250,8 @@
         </w:tc>
         <w:tc>
           <w:tcPr>
-            <w:tcW w:w="1639" w:type="dxa"/>
-            <w:tmTcPr id="1747236950" protected="0"/>
+            <w:tcW w:w="1384" w:type="dxa"/>
+            <w:tmTcPr id="1747289728" protected="0"/>
           </w:tcPr>
           <w:p>
             <w:pPr>
@@ -1260,8 +1274,8 @@
         </w:tc>
         <w:tc>
           <w:tcPr>
-            <w:tcW w:w="5511" w:type="dxa"/>
-            <w:tmTcPr id="1747236950" protected="0"/>
+            <w:tcW w:w="6043" w:type="dxa"/>
+            <w:tmTcPr id="1747289728" protected="0"/>
           </w:tcPr>
           <w:p>
             <w:pPr>
@@ -1291,9 +1305,9 @@
         </w:trPr>
         <w:tc>
           <w:tcPr>
-            <w:tcW w:w="727" w:type="dxa"/>
+            <w:tcW w:w="416" w:type="dxa"/>
             <w:vMerge w:val="restart"/>
-            <w:tmTcPr id="1747236950" protected="0"/>
+            <w:tmTcPr id="1747289728" protected="0"/>
           </w:tcPr>
           <w:p>
             <w:pPr>
@@ -1316,9 +1330,9 @@
         </w:tc>
         <w:tc>
           <w:tcPr>
-            <w:tcW w:w="1151" w:type="dxa"/>
+            <w:tcW w:w="1184" w:type="dxa"/>
             <w:vMerge w:val="restart"/>
-            <w:tmTcPr id="1747236950" protected="0"/>
+            <w:tmTcPr id="1747289728" protected="0"/>
           </w:tcPr>
           <w:p>
             <w:pPr>
@@ -1341,8 +1355,8 @@
         </w:tc>
         <w:tc>
           <w:tcPr>
-            <w:tcW w:w="1639" w:type="dxa"/>
-            <w:tmTcPr id="1747236950" protected="0"/>
+            <w:tcW w:w="1384" w:type="dxa"/>
+            <w:tmTcPr id="1747289728" protected="0"/>
           </w:tcPr>
           <w:p>
             <w:pPr>
@@ -1365,8 +1379,8 @@
         </w:tc>
         <w:tc>
           <w:tcPr>
-            <w:tcW w:w="5511" w:type="dxa"/>
-            <w:tmTcPr id="1747236950" protected="0"/>
+            <w:tcW w:w="6043" w:type="dxa"/>
+            <w:tmTcPr id="1747289728" protected="0"/>
           </w:tcPr>
           <w:p>
             <w:pPr>
@@ -1396,9 +1410,9 @@
         </w:trPr>
         <w:tc>
           <w:tcPr>
-            <w:tcW w:w="727" w:type="dxa"/>
+            <w:tcW w:w="416" w:type="dxa"/>
             <w:vMerge/>
-            <w:tmTcPr id="1747236950" protected="0"/>
+            <w:tmTcPr id="1747289728" protected="0"/>
           </w:tcPr>
           <w:p>
             <w:pPr>
@@ -1408,9 +1422,9 @@
         </w:tc>
         <w:tc>
           <w:tcPr>
-            <w:tcW w:w="1151" w:type="dxa"/>
+            <w:tcW w:w="1184" w:type="dxa"/>
             <w:vMerge/>
-            <w:tmTcPr id="1747236950" protected="0"/>
+            <w:tmTcPr id="1747289728" protected="0"/>
           </w:tcPr>
           <w:p>
             <w:pPr>
@@ -1420,8 +1434,8 @@
         </w:tc>
         <w:tc>
           <w:tcPr>
-            <w:tcW w:w="1639" w:type="dxa"/>
-            <w:tmTcPr id="1747236950" protected="0"/>
+            <w:tcW w:w="1384" w:type="dxa"/>
+            <w:tmTcPr id="1747289728" protected="0"/>
           </w:tcPr>
           <w:p>
             <w:pPr>
@@ -1444,8 +1458,8 @@
         </w:tc>
         <w:tc>
           <w:tcPr>
-            <w:tcW w:w="5511" w:type="dxa"/>
-            <w:tmTcPr id="1747236950" protected="0"/>
+            <w:tcW w:w="6043" w:type="dxa"/>
+            <w:tmTcPr id="1747289728" protected="0"/>
           </w:tcPr>
           <w:p>
             <w:pPr>
@@ -1475,9 +1489,9 @@
         </w:trPr>
         <w:tc>
           <w:tcPr>
-            <w:tcW w:w="727" w:type="dxa"/>
+            <w:tcW w:w="416" w:type="dxa"/>
             <w:vMerge w:val="restart"/>
-            <w:tmTcPr id="1747236950" protected="0"/>
+            <w:tmTcPr id="1747289728" protected="0"/>
           </w:tcPr>
           <w:p>
             <w:pPr>
@@ -1500,9 +1514,9 @@
         </w:tc>
         <w:tc>
           <w:tcPr>
-            <w:tcW w:w="1151" w:type="dxa"/>
+            <w:tcW w:w="1184" w:type="dxa"/>
             <w:vMerge w:val="restart"/>
-            <w:tmTcPr id="1747236950" protected="0"/>
+            <w:tmTcPr id="1747289728" protected="0"/>
           </w:tcPr>
           <w:p>
             <w:pPr>
@@ -1525,31 +1539,31 @@
         </w:tc>
         <w:tc>
           <w:tcPr>
-            <w:tcW w:w="1639" w:type="dxa"/>
-            <w:tmTcPr id="1747236950" protected="0"/>
-          </w:tcPr>
-          <w:p>
-            <w:pPr>
-              <w:ind w:firstLine="0"/>
-              <w:spacing/>
-              <w:jc w:val="left"/>
-              <w:rPr>
-                <w:sz w:val="22"/>
-                <w:szCs w:val="22"/>
-              </w:rPr>
-            </w:pPr>
-            <w:r>
-              <w:rPr>
-                <w:sz w:val="22"/>
-                <w:szCs w:val="22"/>
-              </w:rPr>
-            </w:r>
-          </w:p>
-        </w:tc>
-        <w:tc>
-          <w:tcPr>
-            <w:tcW w:w="5511" w:type="dxa"/>
-            <w:tmTcPr id="1747236950" protected="0"/>
+            <w:tcW w:w="1384" w:type="dxa"/>
+            <w:tmTcPr id="1747289728" protected="0"/>
+          </w:tcPr>
+          <w:p>
+            <w:pPr>
+              <w:ind w:firstLine="0"/>
+              <w:spacing/>
+              <w:jc w:val="left"/>
+              <w:rPr>
+                <w:sz w:val="22"/>
+                <w:szCs w:val="22"/>
+              </w:rPr>
+            </w:pPr>
+            <w:r>
+              <w:rPr>
+                <w:sz w:val="22"/>
+                <w:szCs w:val="22"/>
+              </w:rPr>
+            </w:r>
+          </w:p>
+        </w:tc>
+        <w:tc>
+          <w:tcPr>
+            <w:tcW w:w="6043" w:type="dxa"/>
+            <w:tmTcPr id="1747289728" protected="0"/>
           </w:tcPr>
           <w:p>
             <w:pPr>
@@ -1579,9 +1593,9 @@
         </w:trPr>
         <w:tc>
           <w:tcPr>
-            <w:tcW w:w="727" w:type="dxa"/>
+            <w:tcW w:w="416" w:type="dxa"/>
             <w:vMerge/>
-            <w:tmTcPr id="1747236950" protected="0"/>
+            <w:tmTcPr id="1747289728" protected="0"/>
           </w:tcPr>
           <w:p>
             <w:pPr>
@@ -1591,9 +1605,9 @@
         </w:tc>
         <w:tc>
           <w:tcPr>
-            <w:tcW w:w="1151" w:type="dxa"/>
+            <w:tcW w:w="1184" w:type="dxa"/>
             <w:vMerge/>
-            <w:tmTcPr id="1747236950" protected="0"/>
+            <w:tmTcPr id="1747289728" protected="0"/>
           </w:tcPr>
           <w:p>
             <w:pPr>
@@ -1603,8 +1617,8 @@
         </w:tc>
         <w:tc>
           <w:tcPr>
-            <w:tcW w:w="1639" w:type="dxa"/>
-            <w:tmTcPr id="1747236950" protected="0"/>
+            <w:tcW w:w="1384" w:type="dxa"/>
+            <w:tmTcPr id="1747289728" protected="0"/>
           </w:tcPr>
           <w:p>
             <w:pPr>
@@ -1627,8 +1641,8 @@
         </w:tc>
         <w:tc>
           <w:tcPr>
-            <w:tcW w:w="5511" w:type="dxa"/>
-            <w:tmTcPr id="1747236950" protected="0"/>
+            <w:tcW w:w="6043" w:type="dxa"/>
+            <w:tmTcPr id="1747289728" protected="0"/>
           </w:tcPr>
           <w:p>
             <w:pPr>
@@ -1658,9 +1672,9 @@
         </w:trPr>
         <w:tc>
           <w:tcPr>
-            <w:tcW w:w="727" w:type="dxa"/>
+            <w:tcW w:w="416" w:type="dxa"/>
             <w:vMerge w:val="restart"/>
-            <w:tmTcPr id="1747236950" protected="0"/>
+            <w:tmTcPr id="1747289728" protected="0"/>
           </w:tcPr>
           <w:p>
             <w:pPr>
@@ -1683,9 +1697,9 @@
         </w:tc>
         <w:tc>
           <w:tcPr>
-            <w:tcW w:w="1151" w:type="dxa"/>
+            <w:tcW w:w="1184" w:type="dxa"/>
             <w:vMerge w:val="restart"/>
-            <w:tmTcPr id="1747236950" protected="0"/>
+            <w:tmTcPr id="1747289728" protected="0"/>
           </w:tcPr>
           <w:p>
             <w:pPr>
@@ -1708,8 +1722,8 @@
         </w:tc>
         <w:tc>
           <w:tcPr>
-            <w:tcW w:w="1639" w:type="dxa"/>
-            <w:tmTcPr id="1747236950" protected="0"/>
+            <w:tcW w:w="1384" w:type="dxa"/>
+            <w:tmTcPr id="1747289728" protected="0"/>
           </w:tcPr>
           <w:p>
             <w:pPr>
@@ -1732,8 +1746,8 @@
         </w:tc>
         <w:tc>
           <w:tcPr>
-            <w:tcW w:w="5511" w:type="dxa"/>
-            <w:tmTcPr id="1747236950" protected="0"/>
+            <w:tcW w:w="6043" w:type="dxa"/>
+            <w:tmTcPr id="1747289728" protected="0"/>
           </w:tcPr>
           <w:p>
             <w:pPr>
@@ -1763,9 +1777,9 @@
         </w:trPr>
         <w:tc>
           <w:tcPr>
-            <w:tcW w:w="727" w:type="dxa"/>
+            <w:tcW w:w="416" w:type="dxa"/>
             <w:vMerge/>
-            <w:tmTcPr id="1747236950" protected="0"/>
+            <w:tmTcPr id="1747289728" protected="0"/>
           </w:tcPr>
           <w:p>
             <w:pPr>
@@ -1775,9 +1789,9 @@
         </w:tc>
         <w:tc>
           <w:tcPr>
-            <w:tcW w:w="1151" w:type="dxa"/>
+            <w:tcW w:w="1184" w:type="dxa"/>
             <w:vMerge/>
-            <w:tmTcPr id="1747236950" protected="0"/>
+            <w:tmTcPr id="1747289728" protected="0"/>
           </w:tcPr>
           <w:p>
             <w:pPr>
@@ -1787,8 +1801,8 @@
         </w:tc>
         <w:tc>
           <w:tcPr>
-            <w:tcW w:w="1639" w:type="dxa"/>
-            <w:tmTcPr id="1747236950" protected="0"/>
+            <w:tcW w:w="1384" w:type="dxa"/>
+            <w:tmTcPr id="1747289728" protected="0"/>
           </w:tcPr>
           <w:p>
             <w:pPr>
@@ -1811,8 +1825,8 @@
         </w:tc>
         <w:tc>
           <w:tcPr>
-            <w:tcW w:w="5511" w:type="dxa"/>
-            <w:tmTcPr id="1747236950" protected="0"/>
+            <w:tcW w:w="6043" w:type="dxa"/>
+            <w:tmTcPr id="1747289728" protected="0"/>
           </w:tcPr>
           <w:p>
             <w:pPr>
@@ -1842,9 +1856,9 @@
         </w:trPr>
         <w:tc>
           <w:tcPr>
-            <w:tcW w:w="727" w:type="dxa"/>
+            <w:tcW w:w="416" w:type="dxa"/>
             <w:vMerge/>
-            <w:tmTcPr id="1747236950" protected="0"/>
+            <w:tmTcPr id="1747289728" protected="0"/>
           </w:tcPr>
           <w:p>
             <w:pPr>
@@ -1854,9 +1868,9 @@
         </w:tc>
         <w:tc>
           <w:tcPr>
-            <w:tcW w:w="1151" w:type="dxa"/>
+            <w:tcW w:w="1184" w:type="dxa"/>
             <w:vMerge/>
-            <w:tmTcPr id="1747236950" protected="0"/>
+            <w:tmTcPr id="1747289728" protected="0"/>
           </w:tcPr>
           <w:p>
             <w:pPr>
@@ -1866,8 +1880,8 @@
         </w:tc>
         <w:tc>
           <w:tcPr>
-            <w:tcW w:w="1639" w:type="dxa"/>
-            <w:tmTcPr id="1747236950" protected="0"/>
+            <w:tcW w:w="1384" w:type="dxa"/>
+            <w:tmTcPr id="1747289728" protected="0"/>
           </w:tcPr>
           <w:p>
             <w:pPr>
@@ -1890,8 +1904,8 @@
         </w:tc>
         <w:tc>
           <w:tcPr>
-            <w:tcW w:w="5511" w:type="dxa"/>
-            <w:tmTcPr id="1747236950" protected="0"/>
+            <w:tcW w:w="6043" w:type="dxa"/>
+            <w:tmTcPr id="1747289728" protected="0"/>
           </w:tcPr>
           <w:p>
             <w:pPr>
@@ -1921,8 +1935,8 @@
         </w:trPr>
         <w:tc>
           <w:tcPr>
-            <w:tcW w:w="727" w:type="dxa"/>
-            <w:tmTcPr id="1747236950" protected="0"/>
+            <w:tcW w:w="416" w:type="dxa"/>
+            <w:tmTcPr id="1747289728" protected="0"/>
           </w:tcPr>
           <w:p>
             <w:pPr>
@@ -1945,8 +1959,8 @@
         </w:tc>
         <w:tc>
           <w:tcPr>
-            <w:tcW w:w="1151" w:type="dxa"/>
-            <w:tmTcPr id="1747236950" protected="0"/>
+            <w:tcW w:w="1184" w:type="dxa"/>
+            <w:tmTcPr id="1747289728" protected="0"/>
           </w:tcPr>
           <w:p>
             <w:pPr>
@@ -1969,31 +1983,31 @@
         </w:tc>
         <w:tc>
           <w:tcPr>
-            <w:tcW w:w="1639" w:type="dxa"/>
-            <w:tmTcPr id="1747236950" protected="0"/>
-          </w:tcPr>
-          <w:p>
-            <w:pPr>
-              <w:ind w:firstLine="0"/>
-              <w:spacing/>
-              <w:jc w:val="left"/>
-              <w:rPr>
-                <w:sz w:val="22"/>
-                <w:szCs w:val="22"/>
-              </w:rPr>
-            </w:pPr>
-            <w:r>
-              <w:rPr>
-                <w:sz w:val="22"/>
-                <w:szCs w:val="22"/>
-              </w:rPr>
-            </w:r>
-          </w:p>
-        </w:tc>
-        <w:tc>
-          <w:tcPr>
-            <w:tcW w:w="5511" w:type="dxa"/>
-            <w:tmTcPr id="1747236950" protected="0"/>
+            <w:tcW w:w="1384" w:type="dxa"/>
+            <w:tmTcPr id="1747289728" protected="0"/>
+          </w:tcPr>
+          <w:p>
+            <w:pPr>
+              <w:ind w:firstLine="0"/>
+              <w:spacing/>
+              <w:jc w:val="left"/>
+              <w:rPr>
+                <w:sz w:val="22"/>
+                <w:szCs w:val="22"/>
+              </w:rPr>
+            </w:pPr>
+            <w:r>
+              <w:rPr>
+                <w:sz w:val="22"/>
+                <w:szCs w:val="22"/>
+              </w:rPr>
+            </w:r>
+          </w:p>
+        </w:tc>
+        <w:tc>
+          <w:tcPr>
+            <w:tcW w:w="6043" w:type="dxa"/>
+            <w:tmTcPr id="1747289728" protected="0"/>
           </w:tcPr>
           <w:p>
             <w:pPr>
@@ -2023,8 +2037,8 @@
         </w:trPr>
         <w:tc>
           <w:tcPr>
-            <w:tcW w:w="727" w:type="dxa"/>
-            <w:tmTcPr id="1747236950" protected="0"/>
+            <w:tcW w:w="416" w:type="dxa"/>
+            <w:tmTcPr id="1747289728" protected="0"/>
           </w:tcPr>
           <w:p>
             <w:pPr>
@@ -2047,8 +2061,8 @@
         </w:tc>
         <w:tc>
           <w:tcPr>
-            <w:tcW w:w="1151" w:type="dxa"/>
-            <w:tmTcPr id="1747236950" protected="0"/>
+            <w:tcW w:w="1184" w:type="dxa"/>
+            <w:tmTcPr id="1747289728" protected="0"/>
           </w:tcPr>
           <w:p>
             <w:pPr>
@@ -2071,31 +2085,31 @@
         </w:tc>
         <w:tc>
           <w:tcPr>
-            <w:tcW w:w="1639" w:type="dxa"/>
-            <w:tmTcPr id="1747236950" protected="0"/>
-          </w:tcPr>
-          <w:p>
-            <w:pPr>
-              <w:ind w:firstLine="0"/>
-              <w:spacing/>
-              <w:jc w:val="left"/>
-              <w:rPr>
-                <w:sz w:val="22"/>
-                <w:szCs w:val="22"/>
-              </w:rPr>
-            </w:pPr>
-            <w:r>
-              <w:rPr>
-                <w:sz w:val="22"/>
-                <w:szCs w:val="22"/>
-              </w:rPr>
-            </w:r>
-          </w:p>
-        </w:tc>
-        <w:tc>
-          <w:tcPr>
-            <w:tcW w:w="5511" w:type="dxa"/>
-            <w:tmTcPr id="1747236950" protected="0"/>
+            <w:tcW w:w="1384" w:type="dxa"/>
+            <w:tmTcPr id="1747289728" protected="0"/>
+          </w:tcPr>
+          <w:p>
+            <w:pPr>
+              <w:ind w:firstLine="0"/>
+              <w:spacing/>
+              <w:jc w:val="left"/>
+              <w:rPr>
+                <w:sz w:val="22"/>
+                <w:szCs w:val="22"/>
+              </w:rPr>
+            </w:pPr>
+            <w:r>
+              <w:rPr>
+                <w:sz w:val="22"/>
+                <w:szCs w:val="22"/>
+              </w:rPr>
+            </w:r>
+          </w:p>
+        </w:tc>
+        <w:tc>
+          <w:tcPr>
+            <w:tcW w:w="6043" w:type="dxa"/>
+            <w:tmTcPr id="1747289728" protected="0"/>
           </w:tcPr>
           <w:p>
             <w:pPr>
@@ -2127,6 +2141,28 @@
     </w:p>
     <w:p>
       <w:pPr>
+        <w:pStyle w:val="para9"/>
+      </w:pPr>
+      <w:r>
+        <w:t>Визначити мережеву назву комп’ютера (hostname).</w:t>
+      </w:r>
+    </w:p>
+    <w:p>
+      <w:pPr>
+        <w:pStyle w:val="para10"/>
+        <w:ind w:firstLine="0"/>
+        <w:rPr>
+          <w:lang w:val="en-us"/>
+        </w:rPr>
+      </w:pPr>
+      <w:r>
+        <w:rPr>
+          <w:lang w:val="en-us"/>
+        </w:rPr>
+      </w:r>
+    </w:p>
+    <w:p>
+      <w:pPr>
         <w:pStyle w:val="para10"/>
       </w:pPr>
       <w:r>
@@ -2154,6 +2190,31 @@
       </w:pPr>
       <w:r>
         <w:t>Oleg</w:t>
+      </w:r>
+    </w:p>
+    <w:p>
+      <w:pPr>
+        <w:pStyle w:val="para10"/>
+        <w:ind w:firstLine="0"/>
+      </w:pPr>
+      <w:r/>
+    </w:p>
+    <w:p>
+      <w:pPr>
+        <w:pStyle w:val="para9"/>
+        <w:rPr>
+          <w:color w:val="auto"/>
+          <w:sz w:val="20"/>
+        </w:rPr>
+      </w:pPr>
+      <w:r>
+        <w:t>Вказати значення поточних параметрів мереж, заповнити таблицю 1.2.</w:t>
+      </w:r>
+      <w:r>
+        <w:rPr>
+          <w:color w:val="auto"/>
+          <w:sz w:val="20"/>
+        </w:rPr>
       </w:r>
     </w:p>
     <w:p>
@@ -2202,6 +2263,8 @@
         <w:pPr>
           <w:pStyle w:val="para10"/>
           <w:ind w:firstLine="0"/>
+          <w:spacing/>
+          <w:jc w:val="left"/>
         </w:pPr>
         <w:tblLook w:val="04A0" w:firstRow="1" w:lastRow="0" w:firstColumn="1" w:lastColumn="0" w:noHBand="0" w:noVBand="1"/>
       </w:tblPr>
@@ -2219,8 +2282,8 @@
         </w:trPr>
         <w:tc>
           <w:tcPr>
-            <w:tcW w:w="1570" w:type="pct"/>
-            <w:tmTcPr id="1747236950" protected="0"/>
+            <w:tcW w:w="2834" w:type="dxa"/>
+            <w:tmTcPr id="1747289728" protected="0"/>
           </w:tcPr>
           <w:p>
             <w:pPr>
@@ -2245,8 +2308,8 @@
         </w:tc>
         <w:tc>
           <w:tcPr>
-            <w:tcW w:w="930" w:type="pct"/>
-            <w:tmTcPr id="1747236950" protected="0"/>
+            <w:tcW w:w="1679" w:type="dxa"/>
+            <w:tmTcPr id="1747289728" protected="0"/>
           </w:tcPr>
           <w:p>
             <w:pPr>
@@ -2271,8 +2334,8 @@
         </w:tc>
         <w:tc>
           <w:tcPr>
-            <w:tcW w:w="1250" w:type="pct"/>
-            <w:tmTcPr id="1747236950" protected="0"/>
+            <w:tcW w:w="2257" w:type="dxa"/>
+            <w:tmTcPr id="1747289728" protected="0"/>
           </w:tcPr>
           <w:p>
             <w:pPr>
@@ -2297,8 +2360,8 @@
         </w:tc>
         <w:tc>
           <w:tcPr>
-            <w:tcW w:w="1250" w:type="pct"/>
-            <w:tmTcPr id="1747236950" protected="0"/>
+            <w:tcW w:w="2257" w:type="dxa"/>
+            <w:tmTcPr id="1747289728" protected="0"/>
           </w:tcPr>
           <w:p>
             <w:pPr>
@@ -2330,8 +2393,8 @@
         </w:trPr>
         <w:tc>
           <w:tcPr>
-            <w:tcW w:w="1570" w:type="pct"/>
-            <w:tmTcPr id="1747236950" protected="0"/>
+            <w:tcW w:w="2834" w:type="dxa"/>
+            <w:tmTcPr id="1747289728" protected="0"/>
           </w:tcPr>
           <w:p>
             <w:pPr>
@@ -2352,8 +2415,8 @@
         </w:tc>
         <w:tc>
           <w:tcPr>
-            <w:tcW w:w="930" w:type="pct"/>
-            <w:tmTcPr id="1747236950" protected="0"/>
+            <w:tcW w:w="1679" w:type="dxa"/>
+            <w:tmTcPr id="1747289728" protected="0"/>
           </w:tcPr>
           <w:p>
             <w:pPr>
@@ -2374,8 +2437,8 @@
         </w:tc>
         <w:tc>
           <w:tcPr>
-            <w:tcW w:w="1250" w:type="pct"/>
-            <w:tmTcPr id="1747236950" protected="0"/>
+            <w:tcW w:w="2257" w:type="dxa"/>
+            <w:tmTcPr id="1747289728" protected="0"/>
           </w:tcPr>
           <w:p>
             <w:pPr>
@@ -2396,8 +2459,8 @@
         </w:tc>
         <w:tc>
           <w:tcPr>
-            <w:tcW w:w="1250" w:type="pct"/>
-            <w:tmTcPr id="1747236950" protected="0"/>
+            <w:tcW w:w="2257" w:type="dxa"/>
+            <w:tmTcPr id="1747289728" protected="0"/>
           </w:tcPr>
           <w:p>
             <w:pPr>
@@ -2418,6 +2481,30 @@
         </w:tc>
       </w:tr>
     </w:tbl>
+    <w:p>
+      <w:pPr>
+        <w:pStyle w:val="para10"/>
+      </w:pPr>
+      <w:r/>
+    </w:p>
+    <w:p>
+      <w:pPr>
+        <w:pStyle w:val="para9"/>
+        <w:rPr>
+          <w:color w:val="auto"/>
+          <w:sz w:val="20"/>
+        </w:rPr>
+      </w:pPr>
+      <w:r>
+        <w:t>Визначити МАС-адреси робочої станції та 2-3 сусідніх робочих станцій та заповнити таблицю 1.3.</w:t>
+      </w:r>
+      <w:r>
+        <w:rPr>
+          <w:color w:val="auto"/>
+          <w:sz w:val="20"/>
+        </w:rPr>
+      </w:r>
+    </w:p>
     <w:p>
       <w:pPr>
         <w:pStyle w:val="para10"/>
@@ -2472,6 +2559,8 @@
         <w:pPr>
           <w:pStyle w:val="para10"/>
           <w:ind w:firstLine="0"/>
+          <w:spacing/>
+          <w:jc w:val="left"/>
         </w:pPr>
         <w:tblLook w:val="04A0" w:firstRow="1" w:lastRow="0" w:firstColumn="1" w:lastColumn="0" w:noHBand="0" w:noVBand="1"/>
       </w:tblPr>
@@ -2488,8 +2577,8 @@
         </w:trPr>
         <w:tc>
           <w:tcPr>
-            <w:tcW w:w="540" w:type="pct"/>
-            <w:tmTcPr id="1747236950" protected="0"/>
+            <w:tcW w:w="975" w:type="dxa"/>
+            <w:tmTcPr id="1747289728" protected="0"/>
           </w:tcPr>
           <w:p>
             <w:pPr>
@@ -2514,8 +2603,8 @@
         </w:tc>
         <w:tc>
           <w:tcPr>
-            <w:tcW w:w="2105" w:type="pct"/>
-            <w:tmTcPr id="1747236950" protected="0"/>
+            <w:tcW w:w="3800" w:type="dxa"/>
+            <w:tmTcPr id="1747289728" protected="0"/>
           </w:tcPr>
           <w:p>
             <w:pPr>
@@ -2540,8 +2629,8 @@
         </w:tc>
         <w:tc>
           <w:tcPr>
-            <w:tcW w:w="2350" w:type="pct"/>
-            <w:tmTcPr id="1747236950" protected="0"/>
+            <w:tcW w:w="4242" w:type="dxa"/>
+            <w:tmTcPr id="1747289728" protected="0"/>
           </w:tcPr>
           <w:p>
             <w:pPr>
@@ -2573,8 +2662,8 @@
         </w:trPr>
         <w:tc>
           <w:tcPr>
-            <w:tcW w:w="540" w:type="pct"/>
-            <w:tmTcPr id="1747236950" protected="0"/>
+            <w:tcW w:w="975" w:type="dxa"/>
+            <w:tmTcPr id="1747289728" protected="0"/>
           </w:tcPr>
           <w:p>
             <w:pPr>
@@ -2595,8 +2684,8 @@
         </w:tc>
         <w:tc>
           <w:tcPr>
-            <w:tcW w:w="2105" w:type="pct"/>
-            <w:tmTcPr id="1747236950" protected="0"/>
+            <w:tcW w:w="3800" w:type="dxa"/>
+            <w:tmTcPr id="1747289728" protected="0"/>
           </w:tcPr>
           <w:p>
             <w:pPr>
@@ -2617,8 +2706,8 @@
         </w:tc>
         <w:tc>
           <w:tcPr>
-            <w:tcW w:w="2350" w:type="pct"/>
-            <w:tmTcPr id="1747236950" protected="0"/>
+            <w:tcW w:w="4242" w:type="dxa"/>
+            <w:tmTcPr id="1747289728" protected="0"/>
           </w:tcPr>
           <w:p>
             <w:pPr>
@@ -2646,8 +2735,8 @@
         </w:trPr>
         <w:tc>
           <w:tcPr>
-            <w:tcW w:w="540" w:type="pct"/>
-            <w:tmTcPr id="1747236950" protected="0"/>
+            <w:tcW w:w="975" w:type="dxa"/>
+            <w:tmTcPr id="1747289728" protected="0"/>
           </w:tcPr>
           <w:p>
             <w:pPr>
@@ -2668,8 +2757,8 @@
         </w:tc>
         <w:tc>
           <w:tcPr>
-            <w:tcW w:w="2105" w:type="pct"/>
-            <w:tmTcPr id="1747236950" protected="0"/>
+            <w:tcW w:w="3800" w:type="dxa"/>
+            <w:tmTcPr id="1747289728" protected="0"/>
           </w:tcPr>
           <w:p>
             <w:pPr>
@@ -2690,8 +2779,8 @@
         </w:tc>
         <w:tc>
           <w:tcPr>
-            <w:tcW w:w="2350" w:type="pct"/>
-            <w:tmTcPr id="1747236950" protected="0"/>
+            <w:tcW w:w="4242" w:type="dxa"/>
+            <w:tmTcPr id="1747289728" protected="0"/>
           </w:tcPr>
           <w:p>
             <w:pPr>
@@ -2719,8 +2808,8 @@
         </w:trPr>
         <w:tc>
           <w:tcPr>
-            <w:tcW w:w="540" w:type="pct"/>
-            <w:tmTcPr id="1747236950" protected="0"/>
+            <w:tcW w:w="975" w:type="dxa"/>
+            <w:tmTcPr id="1747289728" protected="0"/>
           </w:tcPr>
           <w:p>
             <w:pPr>
@@ -2741,8 +2830,8 @@
         </w:tc>
         <w:tc>
           <w:tcPr>
-            <w:tcW w:w="2105" w:type="pct"/>
-            <w:tmTcPr id="1747236950" protected="0"/>
+            <w:tcW w:w="3800" w:type="dxa"/>
+            <w:tmTcPr id="1747289728" protected="0"/>
           </w:tcPr>
           <w:p>
             <w:pPr>
@@ -2763,8 +2852,8 @@
         </w:tc>
         <w:tc>
           <w:tcPr>
-            <w:tcW w:w="2350" w:type="pct"/>
-            <w:tmTcPr id="1747236950" protected="0"/>
+            <w:tcW w:w="4242" w:type="dxa"/>
+            <w:tmTcPr id="1747289728" protected="0"/>
           </w:tcPr>
           <w:p>
             <w:pPr>
@@ -2792,8 +2881,8 @@
         </w:trPr>
         <w:tc>
           <w:tcPr>
-            <w:tcW w:w="540" w:type="pct"/>
-            <w:tmTcPr id="1747236950" protected="0"/>
+            <w:tcW w:w="975" w:type="dxa"/>
+            <w:tmTcPr id="1747289728" protected="0"/>
           </w:tcPr>
           <w:p>
             <w:pPr>
@@ -2814,8 +2903,8 @@
         </w:tc>
         <w:tc>
           <w:tcPr>
-            <w:tcW w:w="2105" w:type="pct"/>
-            <w:tmTcPr id="1747236950" protected="0"/>
+            <w:tcW w:w="3800" w:type="dxa"/>
+            <w:tmTcPr id="1747289728" protected="0"/>
           </w:tcPr>
           <w:p>
             <w:pPr>
@@ -2836,8 +2925,8 @@
         </w:tc>
         <w:tc>
           <w:tcPr>
-            <w:tcW w:w="2350" w:type="pct"/>
-            <w:tmTcPr id="1747236950" protected="0"/>
+            <w:tcW w:w="4242" w:type="dxa"/>
+            <w:tmTcPr id="1747289728" protected="0"/>
           </w:tcPr>
           <w:p>
             <w:pPr>
@@ -2858,6 +2947,30 @@
         </w:tc>
       </w:tr>
     </w:tbl>
+    <w:p>
+      <w:pPr>
+        <w:pStyle w:val="para10"/>
+      </w:pPr>
+      <w:r/>
+    </w:p>
+    <w:p>
+      <w:pPr>
+        <w:pStyle w:val="para9"/>
+        <w:rPr>
+          <w:color w:val="auto"/>
+          <w:sz w:val="20"/>
+        </w:rPr>
+      </w:pPr>
+      <w:r>
+        <w:t>Визначити діапазон адрес хостів локальної мережі класу, що використовуються за допомогою команди ping та заповнити таблицю 1.4.</w:t>
+      </w:r>
+      <w:r>
+        <w:rPr>
+          <w:color w:val="auto"/>
+          <w:sz w:val="20"/>
+        </w:rPr>
+      </w:r>
+    </w:p>
     <w:p>
       <w:pPr>
         <w:pStyle w:val="para10"/>
@@ -2903,6 +3016,8 @@
         <w:pPr>
           <w:pStyle w:val="para10"/>
           <w:ind w:firstLine="0"/>
+          <w:spacing/>
+          <w:jc w:val="left"/>
         </w:pPr>
         <w:tblLook w:val="04A0" w:firstRow="1" w:lastRow="0" w:firstColumn="1" w:lastColumn="0" w:noHBand="0" w:noVBand="1"/>
       </w:tblPr>
@@ -2918,8 +3033,8 @@
         </w:trPr>
         <w:tc>
           <w:tcPr>
-            <w:tcW w:w="415" w:type="pct"/>
-            <w:tmTcPr id="1747236950" protected="0"/>
+            <w:tcW w:w="749" w:type="dxa"/>
+            <w:tmTcPr id="1747289728" protected="0"/>
           </w:tcPr>
           <w:p>
             <w:pPr>
@@ -2944,8 +3059,8 @@
         </w:tc>
         <w:tc>
           <w:tcPr>
-            <w:tcW w:w="4585" w:type="pct"/>
-            <w:tmTcPr id="1747236950" protected="0"/>
+            <w:tcW w:w="8277" w:type="dxa"/>
+            <w:tmTcPr id="1747289728" protected="0"/>
           </w:tcPr>
           <w:p>
             <w:pPr>
@@ -2977,8 +3092,8 @@
         </w:trPr>
         <w:tc>
           <w:tcPr>
-            <w:tcW w:w="415" w:type="pct"/>
-            <w:tmTcPr id="1747236950" protected="0"/>
+            <w:tcW w:w="749" w:type="dxa"/>
+            <w:tmTcPr id="1747289728" protected="0"/>
           </w:tcPr>
           <w:p>
             <w:pPr>
@@ -2999,8 +3114,8 @@
         </w:tc>
         <w:tc>
           <w:tcPr>
-            <w:tcW w:w="4585" w:type="pct"/>
-            <w:tmTcPr id="1747236950" protected="0"/>
+            <w:tcW w:w="8277" w:type="dxa"/>
+            <w:tmTcPr id="1747289728" protected="0"/>
           </w:tcPr>
           <w:p>
             <w:pPr>
@@ -3028,8 +3143,8 @@
         </w:trPr>
         <w:tc>
           <w:tcPr>
-            <w:tcW w:w="415" w:type="pct"/>
-            <w:tmTcPr id="1747236950" protected="0"/>
+            <w:tcW w:w="749" w:type="dxa"/>
+            <w:tmTcPr id="1747289728" protected="0"/>
           </w:tcPr>
           <w:p>
             <w:pPr>
@@ -3050,8 +3165,8 @@
         </w:tc>
         <w:tc>
           <w:tcPr>
-            <w:tcW w:w="4585" w:type="pct"/>
-            <w:tmTcPr id="1747236950" protected="0"/>
+            <w:tcW w:w="8277" w:type="dxa"/>
+            <w:tmTcPr id="1747289728" protected="0"/>
           </w:tcPr>
           <w:p>
             <w:pPr>
@@ -3079,8 +3194,8 @@
         </w:trPr>
         <w:tc>
           <w:tcPr>
-            <w:tcW w:w="415" w:type="pct"/>
-            <w:tmTcPr id="1747236950" protected="0"/>
+            <w:tcW w:w="749" w:type="dxa"/>
+            <w:tmTcPr id="1747289728" protected="0"/>
           </w:tcPr>
           <w:p>
             <w:pPr>
@@ -3101,8 +3216,8 @@
         </w:tc>
         <w:tc>
           <w:tcPr>
-            <w:tcW w:w="4585" w:type="pct"/>
-            <w:tmTcPr id="1747236950" protected="0"/>
+            <w:tcW w:w="8277" w:type="dxa"/>
+            <w:tmTcPr id="1747289728" protected="0"/>
           </w:tcPr>
           <w:p>
             <w:pPr>
@@ -3130,8 +3245,8 @@
         </w:trPr>
         <w:tc>
           <w:tcPr>
-            <w:tcW w:w="415" w:type="pct"/>
-            <w:tmTcPr id="1747236950" protected="0"/>
+            <w:tcW w:w="749" w:type="dxa"/>
+            <w:tmTcPr id="1747289728" protected="0"/>
           </w:tcPr>
           <w:p>
             <w:pPr>
@@ -3152,8 +3267,8 @@
         </w:tc>
         <w:tc>
           <w:tcPr>
-            <w:tcW w:w="4585" w:type="pct"/>
-            <w:tmTcPr id="1747236950" protected="0"/>
+            <w:tcW w:w="8277" w:type="dxa"/>
+            <w:tmTcPr id="1747289728" protected="0"/>
           </w:tcPr>
           <w:p>
             <w:pPr>
@@ -3181,8 +3296,8 @@
         </w:trPr>
         <w:tc>
           <w:tcPr>
-            <w:tcW w:w="415" w:type="pct"/>
-            <w:tmTcPr id="1747236950" protected="0"/>
+            <w:tcW w:w="749" w:type="dxa"/>
+            <w:tmTcPr id="1747289728" protected="0"/>
           </w:tcPr>
           <w:p>
             <w:pPr>
@@ -3203,8 +3318,8 @@
         </w:tc>
         <w:tc>
           <w:tcPr>
-            <w:tcW w:w="4585" w:type="pct"/>
-            <w:tmTcPr id="1747236950" protected="0"/>
+            <w:tcW w:w="8277" w:type="dxa"/>
+            <w:tmTcPr id="1747289728" protected="0"/>
           </w:tcPr>
           <w:p>
             <w:pPr>
@@ -3232,8 +3347,8 @@
         </w:trPr>
         <w:tc>
           <w:tcPr>
-            <w:tcW w:w="415" w:type="pct"/>
-            <w:tmTcPr id="1747236950" protected="0"/>
+            <w:tcW w:w="749" w:type="dxa"/>
+            <w:tmTcPr id="1747289728" protected="0"/>
           </w:tcPr>
           <w:p>
             <w:pPr>
@@ -3254,8 +3369,8 @@
         </w:tc>
         <w:tc>
           <w:tcPr>
-            <w:tcW w:w="4585" w:type="pct"/>
-            <w:tmTcPr id="1747236950" protected="0"/>
+            <w:tcW w:w="8277" w:type="dxa"/>
+            <w:tmTcPr id="1747289728" protected="0"/>
           </w:tcPr>
           <w:p>
             <w:pPr>
@@ -3283,8 +3398,8 @@
         </w:trPr>
         <w:tc>
           <w:tcPr>
-            <w:tcW w:w="415" w:type="pct"/>
-            <w:tmTcPr id="1747236950" protected="0"/>
+            <w:tcW w:w="749" w:type="dxa"/>
+            <w:tmTcPr id="1747289728" protected="0"/>
           </w:tcPr>
           <w:p>
             <w:pPr>
@@ -3305,8 +3420,8 @@
         </w:tc>
         <w:tc>
           <w:tcPr>
-            <w:tcW w:w="4585" w:type="pct"/>
-            <w:tmTcPr id="1747236950" protected="0"/>
+            <w:tcW w:w="8277" w:type="dxa"/>
+            <w:tmTcPr id="1747289728" protected="0"/>
           </w:tcPr>
           <w:p>
             <w:pPr>
@@ -3334,8 +3449,8 @@
         </w:trPr>
         <w:tc>
           <w:tcPr>
-            <w:tcW w:w="415" w:type="pct"/>
-            <w:tmTcPr id="1747236950" protected="0"/>
+            <w:tcW w:w="749" w:type="dxa"/>
+            <w:tmTcPr id="1747289728" protected="0"/>
           </w:tcPr>
           <w:p>
             <w:pPr>
@@ -3356,8 +3471,8 @@
         </w:tc>
         <w:tc>
           <w:tcPr>
-            <w:tcW w:w="4585" w:type="pct"/>
-            <w:tmTcPr id="1747236950" protected="0"/>
+            <w:tcW w:w="8277" w:type="dxa"/>
+            <w:tmTcPr id="1747289728" protected="0"/>
           </w:tcPr>
           <w:p>
             <w:pPr>
@@ -3385,8 +3500,8 @@
         </w:trPr>
         <w:tc>
           <w:tcPr>
-            <w:tcW w:w="415" w:type="pct"/>
-            <w:tmTcPr id="1747236950" protected="0"/>
+            <w:tcW w:w="749" w:type="dxa"/>
+            <w:tmTcPr id="1747289728" protected="0"/>
           </w:tcPr>
           <w:p>
             <w:pPr>
@@ -3407,8 +3522,8 @@
         </w:tc>
         <w:tc>
           <w:tcPr>
-            <w:tcW w:w="4585" w:type="pct"/>
-            <w:tmTcPr id="1747236950" protected="0"/>
+            <w:tcW w:w="8277" w:type="dxa"/>
+            <w:tmTcPr id="1747289728" protected="0"/>
           </w:tcPr>
           <w:p>
             <w:pPr>
@@ -3436,8 +3551,8 @@
         </w:trPr>
         <w:tc>
           <w:tcPr>
-            <w:tcW w:w="415" w:type="pct"/>
-            <w:tmTcPr id="1747236950" protected="0"/>
+            <w:tcW w:w="749" w:type="dxa"/>
+            <w:tmTcPr id="1747289728" protected="0"/>
           </w:tcPr>
           <w:p>
             <w:pPr>
@@ -3458,8 +3573,8 @@
         </w:tc>
         <w:tc>
           <w:tcPr>
-            <w:tcW w:w="4585" w:type="pct"/>
-            <w:tmTcPr id="1747236950" protected="0"/>
+            <w:tcW w:w="8277" w:type="dxa"/>
+            <w:tmTcPr id="1747289728" protected="0"/>
           </w:tcPr>
           <w:p>
             <w:pPr>
@@ -3488,6 +3603,30 @@
     </w:p>
     <w:p>
       <w:pPr>
+        <w:pStyle w:val="para9"/>
+        <w:rPr>
+          <w:color w:val="auto"/>
+          <w:sz w:val="20"/>
+        </w:rPr>
+      </w:pPr>
+      <w:r>
+        <w:t>Перевірити правильність роботи локального інтерфейсу (localhost 127.0.0.1), мережевого інтерфейсу.</w:t>
+      </w:r>
+      <w:r>
+        <w:rPr>
+          <w:color w:val="auto"/>
+          <w:sz w:val="20"/>
+        </w:rPr>
+      </w:r>
+    </w:p>
+    <w:p>
+      <w:pPr>
+        <w:pStyle w:val="para10"/>
+      </w:pPr>
+      <w:r/>
+    </w:p>
+    <w:p>
+      <w:pPr>
         <w:pStyle w:val="para10"/>
       </w:pPr>
       <w:r>
@@ -3506,8 +3645,62 @@
       <w:pPr>
         <w:pStyle w:val="para10"/>
       </w:pPr>
+      <w:r/>
+    </w:p>
+    <w:p>
+      <w:pPr>
+        <w:pStyle w:val="para9"/>
+        <w:rPr>
+          <w:color w:val="auto"/>
+          <w:sz w:val="20"/>
+        </w:rPr>
+      </w:pPr>
+      <w:r>
+        <w:t>Надіслати повідомлення на сусідній комп’юетр, використовуючи команду net з параметром send.</w:t>
+      </w:r>
+      <w:r>
+        <w:rPr>
+          <w:color w:val="auto"/>
+          <w:sz w:val="20"/>
+        </w:rPr>
+      </w:r>
+    </w:p>
+    <w:p>
+      <w:pPr>
+        <w:pStyle w:val="para10"/>
+      </w:pPr>
+      <w:r/>
+    </w:p>
+    <w:p>
+      <w:pPr>
+        <w:pStyle w:val="para10"/>
+      </w:pPr>
       <w:r>
         <w:t>Для надсилання команди використано msg * повідомлення.</w:t>
+      </w:r>
+    </w:p>
+    <w:p>
+      <w:pPr>
+        <w:pStyle w:val="para10"/>
+      </w:pPr>
+      <w:r/>
+    </w:p>
+    <w:p>
+      <w:pPr>
+        <w:pStyle w:val="para9"/>
+        <w:rPr>
+          <w:color w:val="auto"/>
+          <w:sz w:val="20"/>
+        </w:rPr>
+      </w:pPr>
+      <w:r>
+        <w:t>Ознайомитися з використанням команди net. Записати призначення та кілька прикладів використання команди net у таблицю 1.5.</w:t>
+      </w:r>
+      <w:r>
+        <w:rPr>
+          <w:color w:val="auto"/>
+          <w:sz w:val="20"/>
+        </w:rPr>
       </w:r>
     </w:p>
     <w:p>
@@ -3563,6 +3756,8 @@
         <w:pPr>
           <w:pStyle w:val="para10"/>
           <w:ind w:firstLine="0"/>
+          <w:spacing/>
+          <w:jc w:val="left"/>
         </w:pPr>
         <w:tblLook w:val="04A0" w:firstRow="1" w:lastRow="0" w:firstColumn="1" w:lastColumn="0" w:noHBand="0" w:noVBand="1"/>
       </w:tblPr>
@@ -3579,8 +3774,8 @@
         </w:trPr>
         <w:tc>
           <w:tcPr>
-            <w:tcW w:w="345" w:type="pct"/>
-            <w:tmTcPr id="1747236950" protected="0"/>
+            <w:tcW w:w="623" w:type="dxa"/>
+            <w:tmTcPr id="1747289728" protected="0"/>
           </w:tcPr>
           <w:p>
             <w:pPr>
@@ -3605,8 +3800,8 @@
         </w:tc>
         <w:tc>
           <w:tcPr>
-            <w:tcW w:w="1630" w:type="pct"/>
-            <w:tmTcPr id="1747236950" protected="0"/>
+            <w:tcW w:w="2942" w:type="dxa"/>
+            <w:tmTcPr id="1747289728" protected="0"/>
           </w:tcPr>
           <w:p>
             <w:pPr>
@@ -3631,8 +3826,8 @@
         </w:tc>
         <w:tc>
           <w:tcPr>
-            <w:tcW w:w="3020" w:type="pct"/>
-            <w:tmTcPr id="1747236950" protected="0"/>
+            <w:tcW w:w="5452" w:type="dxa"/>
+            <w:tmTcPr id="1747289728" protected="0"/>
           </w:tcPr>
           <w:p>
             <w:pPr>
@@ -3664,8 +3859,8 @@
         </w:trPr>
         <w:tc>
           <w:tcPr>
-            <w:tcW w:w="345" w:type="pct"/>
-            <w:tmTcPr id="1747236950" protected="0"/>
+            <w:tcW w:w="623" w:type="dxa"/>
+            <w:tmTcPr id="1747289728" protected="0"/>
           </w:tcPr>
           <w:p>
             <w:pPr>
@@ -3686,8 +3881,8 @@
         </w:tc>
         <w:tc>
           <w:tcPr>
-            <w:tcW w:w="1630" w:type="pct"/>
-            <w:tmTcPr id="1747236950" protected="0"/>
+            <w:tcW w:w="2942" w:type="dxa"/>
+            <w:tmTcPr id="1747289728" protected="0"/>
           </w:tcPr>
           <w:p>
             <w:pPr>
@@ -3708,8 +3903,8 @@
         </w:tc>
         <w:tc>
           <w:tcPr>
-            <w:tcW w:w="3020" w:type="pct"/>
-            <w:tmTcPr id="1747236950" protected="0"/>
+            <w:tcW w:w="5452" w:type="dxa"/>
+            <w:tmTcPr id="1747289728" protected="0"/>
           </w:tcPr>
           <w:p>
             <w:pPr>
@@ -3737,8 +3932,8 @@
         </w:trPr>
         <w:tc>
           <w:tcPr>
-            <w:tcW w:w="345" w:type="pct"/>
-            <w:tmTcPr id="1747236950" protected="0"/>
+            <w:tcW w:w="623" w:type="dxa"/>
+            <w:tmTcPr id="1747289728" protected="0"/>
           </w:tcPr>
           <w:p>
             <w:pPr>
@@ -3759,8 +3954,8 @@
         </w:tc>
         <w:tc>
           <w:tcPr>
-            <w:tcW w:w="1630" w:type="pct"/>
-            <w:tmTcPr id="1747236950" protected="0"/>
+            <w:tcW w:w="2942" w:type="dxa"/>
+            <w:tmTcPr id="1747289728" protected="0"/>
           </w:tcPr>
           <w:p>
             <w:pPr>
@@ -3781,8 +3976,8 @@
         </w:tc>
         <w:tc>
           <w:tcPr>
-            <w:tcW w:w="3020" w:type="pct"/>
-            <w:tmTcPr id="1747236950" protected="0"/>
+            <w:tcW w:w="5452" w:type="dxa"/>
+            <w:tmTcPr id="1747289728" protected="0"/>
           </w:tcPr>
           <w:p>
             <w:pPr>
@@ -3810,8 +4005,8 @@
         </w:trPr>
         <w:tc>
           <w:tcPr>
-            <w:tcW w:w="345" w:type="pct"/>
-            <w:tmTcPr id="1747236950" protected="0"/>
+            <w:tcW w:w="623" w:type="dxa"/>
+            <w:tmTcPr id="1747289728" protected="0"/>
           </w:tcPr>
           <w:p>
             <w:pPr>
@@ -3832,8 +4027,8 @@
         </w:tc>
         <w:tc>
           <w:tcPr>
-            <w:tcW w:w="1630" w:type="pct"/>
-            <w:tmTcPr id="1747236950" protected="0"/>
+            <w:tcW w:w="2942" w:type="dxa"/>
+            <w:tmTcPr id="1747289728" protected="0"/>
           </w:tcPr>
           <w:p>
             <w:pPr>
@@ -3854,8 +4049,8 @@
         </w:tc>
         <w:tc>
           <w:tcPr>
-            <w:tcW w:w="3020" w:type="pct"/>
-            <w:tmTcPr id="1747236950" protected="0"/>
+            <w:tcW w:w="5452" w:type="dxa"/>
+            <w:tmTcPr id="1747289728" protected="0"/>
           </w:tcPr>
           <w:p>
             <w:pPr>
@@ -3883,8 +4078,8 @@
         </w:trPr>
         <w:tc>
           <w:tcPr>
-            <w:tcW w:w="345" w:type="pct"/>
-            <w:tmTcPr id="1747236950" protected="0"/>
+            <w:tcW w:w="623" w:type="dxa"/>
+            <w:tmTcPr id="1747289728" protected="0"/>
           </w:tcPr>
           <w:p>
             <w:pPr>
@@ -3905,8 +4100,8 @@
         </w:tc>
         <w:tc>
           <w:tcPr>
-            <w:tcW w:w="1630" w:type="pct"/>
-            <w:tmTcPr id="1747236950" protected="0"/>
+            <w:tcW w:w="2942" w:type="dxa"/>
+            <w:tmTcPr id="1747289728" protected="0"/>
           </w:tcPr>
           <w:p>
             <w:pPr>
@@ -3927,8 +4122,8 @@
         </w:tc>
         <w:tc>
           <w:tcPr>
-            <w:tcW w:w="3020" w:type="pct"/>
-            <w:tmTcPr id="1747236950" protected="0"/>
+            <w:tcW w:w="5452" w:type="dxa"/>
+            <w:tmTcPr id="1747289728" protected="0"/>
           </w:tcPr>
           <w:p>
             <w:pPr>
@@ -3956,8 +4151,8 @@
         </w:trPr>
         <w:tc>
           <w:tcPr>
-            <w:tcW w:w="345" w:type="pct"/>
-            <w:tmTcPr id="1747236950" protected="0"/>
+            <w:tcW w:w="623" w:type="dxa"/>
+            <w:tmTcPr id="1747289728" protected="0"/>
           </w:tcPr>
           <w:p>
             <w:pPr>
@@ -3978,8 +4173,8 @@
         </w:tc>
         <w:tc>
           <w:tcPr>
-            <w:tcW w:w="1630" w:type="pct"/>
-            <w:tmTcPr id="1747236950" protected="0"/>
+            <w:tcW w:w="2942" w:type="dxa"/>
+            <w:tmTcPr id="1747289728" protected="0"/>
           </w:tcPr>
           <w:p>
             <w:pPr>
@@ -4000,8 +4195,8 @@
         </w:tc>
         <w:tc>
           <w:tcPr>
-            <w:tcW w:w="3020" w:type="pct"/>
-            <w:tmTcPr id="1747236950" protected="0"/>
+            <w:tcW w:w="5452" w:type="dxa"/>
+            <w:tmTcPr id="1747289728" protected="0"/>
           </w:tcPr>
           <w:p>
             <w:pPr>
@@ -4030,6 +4225,30 @@
     </w:p>
     <w:p>
       <w:pPr>
+        <w:pStyle w:val="para9"/>
+        <w:rPr>
+          <w:color w:val="auto"/>
+          <w:sz w:val="20"/>
+        </w:rPr>
+      </w:pPr>
+      <w:r>
+        <w:t>Визначити доменне ім’я сервера локальної мережі.</w:t>
+      </w:r>
+      <w:r>
+        <w:rPr>
+          <w:color w:val="auto"/>
+          <w:sz w:val="20"/>
+        </w:rPr>
+      </w:r>
+    </w:p>
+    <w:p>
+      <w:pPr>
+        <w:pStyle w:val="para10"/>
+      </w:pPr>
+      <w:r/>
+    </w:p>
+    <w:p>
+      <w:pPr>
         <w:pStyle w:val="para10"/>
       </w:pPr>
       <w:r>
@@ -4044,6 +4263,82 @@
     </w:p>
     <w:p>
       <w:pPr>
+        <w:pStyle w:val="para18"/>
+      </w:pPr>
+      <w:r>
+        <w:t>PS C:\Users\seesm&gt; nslookup localhost</w:t>
+      </w:r>
+    </w:p>
+    <w:p>
+      <w:pPr>
+        <w:pStyle w:val="para18"/>
+      </w:pPr>
+      <w:r>
+        <w:t>Server:  XiaoQiang</w:t>
+      </w:r>
+    </w:p>
+    <w:p>
+      <w:pPr>
+        <w:pStyle w:val="para18"/>
+      </w:pPr>
+      <w:r>
+        <w:t>Address:  192.168.31.1</w:t>
+      </w:r>
+    </w:p>
+    <w:p>
+      <w:pPr>
+        <w:pStyle w:val="para18"/>
+      </w:pPr>
+      <w:r/>
+    </w:p>
+    <w:p>
+      <w:pPr>
+        <w:pStyle w:val="para18"/>
+      </w:pPr>
+      <w:r>
+        <w:t>Name:    localhost</w:t>
+      </w:r>
+    </w:p>
+    <w:p>
+      <w:pPr>
+        <w:pStyle w:val="para18"/>
+      </w:pPr>
+      <w:r>
+        <w:t>Address:  127.0.0.1</w:t>
+      </w:r>
+    </w:p>
+    <w:p>
+      <w:pPr>
+        <w:pStyle w:val="para10"/>
+      </w:pPr>
+      <w:r/>
+    </w:p>
+    <w:p>
+      <w:pPr>
+        <w:pStyle w:val="para9"/>
+        <w:rPr>
+          <w:color w:val="auto"/>
+          <w:sz w:val="20"/>
+        </w:rPr>
+      </w:pPr>
+      <w:r>
+        <w:t>Вказати основні етапи налагодження робочої станції для роботи у локальної мережі з використання протоколу TCP/IP.</w:t>
+      </w:r>
+      <w:r>
+        <w:rPr>
+          <w:color w:val="auto"/>
+          <w:sz w:val="20"/>
+        </w:rPr>
+      </w:r>
+    </w:p>
+    <w:p>
+      <w:pPr>
+        <w:pStyle w:val="para10"/>
+      </w:pPr>
+      <w:r/>
+    </w:p>
+    <w:p>
+      <w:pPr>
         <w:pStyle w:val="para10"/>
       </w:pPr>
       <w:r>
@@ -4078,6 +4373,30 @@
       </w:pPr>
       <w:r>
         <w:t>- В налаштуваннях мережевої карти за потребою змінити властивості TCP/IP.</w:t>
+      </w:r>
+    </w:p>
+    <w:p>
+      <w:pPr>
+        <w:pStyle w:val="para10"/>
+      </w:pPr>
+      <w:r/>
+    </w:p>
+    <w:p>
+      <w:pPr>
+        <w:pStyle w:val="para9"/>
+        <w:rPr>
+          <w:color w:val="auto"/>
+          <w:sz w:val="20"/>
+        </w:rPr>
+      </w:pPr>
+      <w:r>
+        <w:t>Виконати завдання для самостійного виконання, наведене нижче, та заповнити таблицю 1.6</w:t>
+      </w:r>
+      <w:r>
+        <w:rPr>
+          <w:color w:val="auto"/>
+          <w:sz w:val="20"/>
+        </w:rPr>
       </w:r>
     </w:p>
     <w:p>
@@ -4203,6 +4522,8 @@
         <w:pPr>
           <w:pStyle w:val="para10"/>
           <w:ind w:firstLine="0"/>
+          <w:spacing/>
+          <w:jc w:val="left"/>
         </w:pPr>
         <w:tblLook w:val="04A0" w:firstRow="1" w:lastRow="0" w:firstColumn="1" w:lastColumn="0" w:noHBand="0" w:noVBand="1"/>
       </w:tblPr>
@@ -4219,9 +4540,9 @@
         </w:trPr>
         <w:tc>
           <w:tcPr>
-            <w:tcW w:w="295" w:type="pct"/>
+            <w:tcW w:w="533" w:type="dxa"/>
             <w:vAlign w:val="center"/>
-            <w:tmTcPr id="1747236950" protected="0"/>
+            <w:tmTcPr id="1747289728" protected="0"/>
           </w:tcPr>
           <w:p>
             <w:pPr>
@@ -4248,9 +4569,9 @@
         </w:tc>
         <w:tc>
           <w:tcPr>
-            <w:tcW w:w="1640" w:type="pct"/>
+            <w:tcW w:w="2961" w:type="dxa"/>
             <w:vAlign w:val="center"/>
-            <w:tmTcPr id="1747236950" protected="0"/>
+            <w:tmTcPr id="1747289728" protected="0"/>
           </w:tcPr>
           <w:p>
             <w:pPr>
@@ -4277,9 +4598,9 @@
         </w:tc>
         <w:tc>
           <w:tcPr>
-            <w:tcW w:w="3060" w:type="pct"/>
+            <w:tcW w:w="5524" w:type="dxa"/>
             <w:vAlign w:val="center"/>
-            <w:tmTcPr id="1747236950" protected="0"/>
+            <w:tmTcPr id="1747289728" protected="0"/>
           </w:tcPr>
           <w:p>
             <w:pPr>
@@ -4313,9 +4634,9 @@
         </w:trPr>
         <w:tc>
           <w:tcPr>
-            <w:tcW w:w="295" w:type="pct"/>
+            <w:tcW w:w="533" w:type="dxa"/>
             <w:vAlign w:val="center"/>
-            <w:tmTcPr id="1747236950" protected="0"/>
+            <w:tmTcPr id="1747289728" protected="0"/>
           </w:tcPr>
           <w:p>
             <w:pPr>
@@ -4338,9 +4659,9 @@
         </w:tc>
         <w:tc>
           <w:tcPr>
-            <w:tcW w:w="1640" w:type="pct"/>
+            <w:tcW w:w="2961" w:type="dxa"/>
             <w:vAlign w:val="center"/>
-            <w:tmTcPr id="1747236950" protected="0"/>
+            <w:tmTcPr id="1747289728" protected="0"/>
           </w:tcPr>
           <w:p>
             <w:pPr>
@@ -4363,9 +4684,9 @@
         </w:tc>
         <w:tc>
           <w:tcPr>
-            <w:tcW w:w="3060" w:type="pct"/>
+            <w:tcW w:w="5524" w:type="dxa"/>
             <w:vAlign w:val="center"/>
-            <w:tmTcPr id="1747236950" protected="0"/>
+            <w:tmTcPr id="1747289728" protected="0"/>
           </w:tcPr>
           <w:p>
             <w:pPr>
@@ -4395,9 +4716,9 @@
         </w:trPr>
         <w:tc>
           <w:tcPr>
-            <w:tcW w:w="295" w:type="pct"/>
+            <w:tcW w:w="533" w:type="dxa"/>
             <w:vAlign w:val="center"/>
-            <w:tmTcPr id="1747236950" protected="0"/>
+            <w:tmTcPr id="1747289728" protected="0"/>
           </w:tcPr>
           <w:p>
             <w:pPr>
@@ -4420,9 +4741,9 @@
         </w:tc>
         <w:tc>
           <w:tcPr>
-            <w:tcW w:w="1640" w:type="pct"/>
+            <w:tcW w:w="2961" w:type="dxa"/>
             <w:vAlign w:val="center"/>
-            <w:tmTcPr id="1747236950" protected="0"/>
+            <w:tmTcPr id="1747289728" protected="0"/>
           </w:tcPr>
           <w:p>
             <w:pPr>
@@ -4445,9 +4766,9 @@
         </w:tc>
         <w:tc>
           <w:tcPr>
-            <w:tcW w:w="3060" w:type="pct"/>
+            <w:tcW w:w="5524" w:type="dxa"/>
             <w:vAlign w:val="center"/>
-            <w:tmTcPr id="1747236950" protected="0"/>
+            <w:tmTcPr id="1747289728" protected="0"/>
           </w:tcPr>
           <w:p>
             <w:pPr>
@@ -4477,9 +4798,9 @@
         </w:trPr>
         <w:tc>
           <w:tcPr>
-            <w:tcW w:w="295" w:type="pct"/>
+            <w:tcW w:w="533" w:type="dxa"/>
             <w:vAlign w:val="center"/>
-            <w:tmTcPr id="1747236950" protected="0"/>
+            <w:tmTcPr id="1747289728" protected="0"/>
           </w:tcPr>
           <w:p>
             <w:pPr>
@@ -4502,9 +4823,9 @@
         </w:tc>
         <w:tc>
           <w:tcPr>
-            <w:tcW w:w="1640" w:type="pct"/>
+            <w:tcW w:w="2961" w:type="dxa"/>
             <w:vAlign w:val="center"/>
-            <w:tmTcPr id="1747236950" protected="0"/>
+            <w:tmTcPr id="1747289728" protected="0"/>
           </w:tcPr>
           <w:p>
             <w:pPr>
@@ -4527,9 +4848,9 @@
         </w:tc>
         <w:tc>
           <w:tcPr>
-            <w:tcW w:w="3060" w:type="pct"/>
+            <w:tcW w:w="5524" w:type="dxa"/>
             <w:vAlign w:val="center"/>
-            <w:tmTcPr id="1747236950" protected="0"/>
+            <w:tmTcPr id="1747289728" protected="0"/>
           </w:tcPr>
           <w:p>
             <w:pPr>
@@ -4559,9 +4880,9 @@
         </w:trPr>
         <w:tc>
           <w:tcPr>
-            <w:tcW w:w="295" w:type="pct"/>
+            <w:tcW w:w="533" w:type="dxa"/>
             <w:vAlign w:val="center"/>
-            <w:tmTcPr id="1747236950" protected="0"/>
+            <w:tmTcPr id="1747289728" protected="0"/>
           </w:tcPr>
           <w:p>
             <w:pPr>
@@ -4584,9 +4905,9 @@
         </w:tc>
         <w:tc>
           <w:tcPr>
-            <w:tcW w:w="1640" w:type="pct"/>
+            <w:tcW w:w="2961" w:type="dxa"/>
             <w:vAlign w:val="center"/>
-            <w:tmTcPr id="1747236950" protected="0"/>
+            <w:tmTcPr id="1747289728" protected="0"/>
           </w:tcPr>
           <w:p>
             <w:pPr>
@@ -4609,9 +4930,9 @@
         </w:tc>
         <w:tc>
           <w:tcPr>
-            <w:tcW w:w="3060" w:type="pct"/>
+            <w:tcW w:w="5524" w:type="dxa"/>
             <w:vAlign w:val="center"/>
-            <w:tmTcPr id="1747236950" protected="0"/>
+            <w:tmTcPr id="1747289728" protected="0"/>
           </w:tcPr>
           <w:p>
             <w:pPr>
@@ -4641,9 +4962,9 @@
         </w:trPr>
         <w:tc>
           <w:tcPr>
-            <w:tcW w:w="295" w:type="pct"/>
+            <w:tcW w:w="533" w:type="dxa"/>
             <w:vAlign w:val="center"/>
-            <w:tmTcPr id="1747236950" protected="0"/>
+            <w:tmTcPr id="1747289728" protected="0"/>
           </w:tcPr>
           <w:p>
             <w:pPr>
@@ -4666,9 +4987,9 @@
         </w:tc>
         <w:tc>
           <w:tcPr>
-            <w:tcW w:w="1640" w:type="pct"/>
+            <w:tcW w:w="2961" w:type="dxa"/>
             <w:vAlign w:val="center"/>
-            <w:tmTcPr id="1747236950" protected="0"/>
+            <w:tmTcPr id="1747289728" protected="0"/>
           </w:tcPr>
           <w:p>
             <w:pPr>
@@ -4691,9 +5012,9 @@
         </w:tc>
         <w:tc>
           <w:tcPr>
-            <w:tcW w:w="3060" w:type="pct"/>
+            <w:tcW w:w="5524" w:type="dxa"/>
             <w:vAlign w:val="center"/>
-            <w:tmTcPr id="1747236950" protected="0"/>
+            <w:tmTcPr id="1747289728" protected="0"/>
           </w:tcPr>
           <w:p>
             <w:pPr>
@@ -4723,9 +5044,9 @@
         </w:trPr>
         <w:tc>
           <w:tcPr>
-            <w:tcW w:w="295" w:type="pct"/>
+            <w:tcW w:w="533" w:type="dxa"/>
             <w:vAlign w:val="center"/>
-            <w:tmTcPr id="1747236950" protected="0"/>
+            <w:tmTcPr id="1747289728" protected="0"/>
           </w:tcPr>
           <w:p>
             <w:pPr>
@@ -4748,9 +5069,9 @@
         </w:tc>
         <w:tc>
           <w:tcPr>
-            <w:tcW w:w="1640" w:type="pct"/>
+            <w:tcW w:w="2961" w:type="dxa"/>
             <w:vAlign w:val="center"/>
-            <w:tmTcPr id="1747236950" protected="0"/>
+            <w:tmTcPr id="1747289728" protected="0"/>
           </w:tcPr>
           <w:p>
             <w:pPr>
@@ -4773,9 +5094,9 @@
         </w:tc>
         <w:tc>
           <w:tcPr>
-            <w:tcW w:w="3060" w:type="pct"/>
+            <w:tcW w:w="5524" w:type="dxa"/>
             <w:vAlign w:val="center"/>
-            <w:tmTcPr id="1747236950" protected="0"/>
+            <w:tmTcPr id="1747289728" protected="0"/>
           </w:tcPr>
           <w:p>
             <w:pPr>
@@ -4805,9 +5126,9 @@
         </w:trPr>
         <w:tc>
           <w:tcPr>
-            <w:tcW w:w="295" w:type="pct"/>
+            <w:tcW w:w="533" w:type="dxa"/>
             <w:vAlign w:val="center"/>
-            <w:tmTcPr id="1747236950" protected="0"/>
+            <w:tmTcPr id="1747289728" protected="0"/>
           </w:tcPr>
           <w:p>
             <w:pPr>
@@ -4830,9 +5151,9 @@
         </w:tc>
         <w:tc>
           <w:tcPr>
-            <w:tcW w:w="1640" w:type="pct"/>
+            <w:tcW w:w="2961" w:type="dxa"/>
             <w:vAlign w:val="center"/>
-            <w:tmTcPr id="1747236950" protected="0"/>
+            <w:tmTcPr id="1747289728" protected="0"/>
           </w:tcPr>
           <w:p>
             <w:pPr>
@@ -4855,9 +5176,9 @@
         </w:tc>
         <w:tc>
           <w:tcPr>
-            <w:tcW w:w="3060" w:type="pct"/>
+            <w:tcW w:w="5524" w:type="dxa"/>
             <w:vAlign w:val="center"/>
-            <w:tmTcPr id="1747236950" protected="0"/>
+            <w:tmTcPr id="1747289728" protected="0"/>
           </w:tcPr>
           <w:p>
             <w:pPr>
@@ -4887,9 +5208,9 @@
         </w:trPr>
         <w:tc>
           <w:tcPr>
-            <w:tcW w:w="295" w:type="pct"/>
+            <w:tcW w:w="533" w:type="dxa"/>
             <w:vAlign w:val="center"/>
-            <w:tmTcPr id="1747236950" protected="0"/>
+            <w:tmTcPr id="1747289728" protected="0"/>
           </w:tcPr>
           <w:p>
             <w:pPr>
@@ -4912,9 +5233,9 @@
         </w:tc>
         <w:tc>
           <w:tcPr>
-            <w:tcW w:w="1640" w:type="pct"/>
+            <w:tcW w:w="2961" w:type="dxa"/>
             <w:vAlign w:val="center"/>
-            <w:tmTcPr id="1747236950" protected="0"/>
+            <w:tmTcPr id="1747289728" protected="0"/>
           </w:tcPr>
           <w:p>
             <w:pPr>
@@ -4937,9 +5258,9 @@
         </w:tc>
         <w:tc>
           <w:tcPr>
-            <w:tcW w:w="3060" w:type="pct"/>
+            <w:tcW w:w="5524" w:type="dxa"/>
             <w:vAlign w:val="center"/>
-            <w:tmTcPr id="1747236950" protected="0"/>
+            <w:tmTcPr id="1747289728" protected="0"/>
           </w:tcPr>
           <w:p>
             <w:pPr>
@@ -4969,9 +5290,9 @@
         </w:trPr>
         <w:tc>
           <w:tcPr>
-            <w:tcW w:w="295" w:type="pct"/>
+            <w:tcW w:w="533" w:type="dxa"/>
             <w:vAlign w:val="center"/>
-            <w:tmTcPr id="1747236950" protected="0"/>
+            <w:tmTcPr id="1747289728" protected="0"/>
           </w:tcPr>
           <w:p>
             <w:pPr>
@@ -4994,9 +5315,9 @@
         </w:tc>
         <w:tc>
           <w:tcPr>
-            <w:tcW w:w="1640" w:type="pct"/>
+            <w:tcW w:w="2961" w:type="dxa"/>
             <w:vAlign w:val="center"/>
-            <w:tmTcPr id="1747236950" protected="0"/>
+            <w:tmTcPr id="1747289728" protected="0"/>
           </w:tcPr>
           <w:p>
             <w:pPr>
@@ -5019,9 +5340,9 @@
         </w:tc>
         <w:tc>
           <w:tcPr>
-            <w:tcW w:w="3060" w:type="pct"/>
+            <w:tcW w:w="5524" w:type="dxa"/>
             <w:vAlign w:val="center"/>
-            <w:tmTcPr id="1747236950" protected="0"/>
+            <w:tmTcPr id="1747289728" protected="0"/>
           </w:tcPr>
           <w:p>
             <w:pPr>
@@ -5051,9 +5372,9 @@
         </w:trPr>
         <w:tc>
           <w:tcPr>
-            <w:tcW w:w="295" w:type="pct"/>
+            <w:tcW w:w="533" w:type="dxa"/>
             <w:vAlign w:val="center"/>
-            <w:tmTcPr id="1747236950" protected="0"/>
+            <w:tmTcPr id="1747289728" protected="0"/>
           </w:tcPr>
           <w:p>
             <w:pPr>
@@ -5076,9 +5397,9 @@
         </w:tc>
         <w:tc>
           <w:tcPr>
-            <w:tcW w:w="1640" w:type="pct"/>
+            <w:tcW w:w="2961" w:type="dxa"/>
             <w:vAlign w:val="center"/>
-            <w:tmTcPr id="1747236950" protected="0"/>
+            <w:tmTcPr id="1747289728" protected="0"/>
           </w:tcPr>
           <w:p>
             <w:pPr>
@@ -5101,9 +5422,9 @@
         </w:tc>
         <w:tc>
           <w:tcPr>
-            <w:tcW w:w="3060" w:type="pct"/>
+            <w:tcW w:w="5524" w:type="dxa"/>
             <w:vAlign w:val="center"/>
-            <w:tmTcPr id="1747236950" protected="0"/>
+            <w:tmTcPr id="1747289728" protected="0"/>
           </w:tcPr>
           <w:p>
             <w:pPr>
@@ -5133,9 +5454,9 @@
         </w:trPr>
         <w:tc>
           <w:tcPr>
-            <w:tcW w:w="295" w:type="pct"/>
+            <w:tcW w:w="533" w:type="dxa"/>
             <w:vAlign w:val="center"/>
-            <w:tmTcPr id="1747236950" protected="0"/>
+            <w:tmTcPr id="1747289728" protected="0"/>
           </w:tcPr>
           <w:p>
             <w:pPr>
@@ -5158,9 +5479,9 @@
         </w:tc>
         <w:tc>
           <w:tcPr>
-            <w:tcW w:w="1640" w:type="pct"/>
+            <w:tcW w:w="2961" w:type="dxa"/>
             <w:vAlign w:val="center"/>
-            <w:tmTcPr id="1747236950" protected="0"/>
+            <w:tmTcPr id="1747289728" protected="0"/>
           </w:tcPr>
           <w:p>
             <w:pPr>
@@ -5183,9 +5504,9 @@
         </w:tc>
         <w:tc>
           <w:tcPr>
-            <w:tcW w:w="3060" w:type="pct"/>
+            <w:tcW w:w="5524" w:type="dxa"/>
             <w:vAlign w:val="center"/>
-            <w:tmTcPr id="1747236950" protected="0"/>
+            <w:tmTcPr id="1747289728" protected="0"/>
           </w:tcPr>
           <w:p>
             <w:pPr>
@@ -5215,9 +5536,9 @@
         </w:trPr>
         <w:tc>
           <w:tcPr>
-            <w:tcW w:w="295" w:type="pct"/>
+            <w:tcW w:w="533" w:type="dxa"/>
             <w:vAlign w:val="center"/>
-            <w:tmTcPr id="1747236950" protected="0"/>
+            <w:tmTcPr id="1747289728" protected="0"/>
           </w:tcPr>
           <w:p>
             <w:pPr>
@@ -5240,9 +5561,9 @@
         </w:tc>
         <w:tc>
           <w:tcPr>
-            <w:tcW w:w="1640" w:type="pct"/>
+            <w:tcW w:w="2961" w:type="dxa"/>
             <w:vAlign w:val="center"/>
-            <w:tmTcPr id="1747236950" protected="0"/>
+            <w:tmTcPr id="1747289728" protected="0"/>
           </w:tcPr>
           <w:p>
             <w:pPr>
@@ -5265,9 +5586,9 @@
         </w:tc>
         <w:tc>
           <w:tcPr>
-            <w:tcW w:w="3060" w:type="pct"/>
+            <w:tcW w:w="5524" w:type="dxa"/>
             <w:vAlign w:val="center"/>
-            <w:tmTcPr id="1747236950" protected="0"/>
+            <w:tmTcPr id="1747289728" protected="0"/>
           </w:tcPr>
           <w:p>
             <w:pPr>
@@ -5297,9 +5618,9 @@
         </w:trPr>
         <w:tc>
           <w:tcPr>
-            <w:tcW w:w="295" w:type="pct"/>
+            <w:tcW w:w="533" w:type="dxa"/>
             <w:vAlign w:val="center"/>
-            <w:tmTcPr id="1747236950" protected="0"/>
+            <w:tmTcPr id="1747289728" protected="0"/>
           </w:tcPr>
           <w:p>
             <w:pPr>
@@ -5322,9 +5643,9 @@
         </w:tc>
         <w:tc>
           <w:tcPr>
-            <w:tcW w:w="1640" w:type="pct"/>
+            <w:tcW w:w="2961" w:type="dxa"/>
             <w:vAlign w:val="center"/>
-            <w:tmTcPr id="1747236950" protected="0"/>
+            <w:tmTcPr id="1747289728" protected="0"/>
           </w:tcPr>
           <w:p>
             <w:pPr>
@@ -5347,9 +5668,9 @@
         </w:tc>
         <w:tc>
           <w:tcPr>
-            <w:tcW w:w="3060" w:type="pct"/>
+            <w:tcW w:w="5524" w:type="dxa"/>
             <w:vAlign w:val="center"/>
-            <w:tmTcPr id="1747236950" protected="0"/>
+            <w:tmTcPr id="1747289728" protected="0"/>
           </w:tcPr>
           <w:p>
             <w:pPr>
@@ -5389,15 +5710,172 @@
     <w:p>
       <w:pPr>
         <w:pStyle w:val="para9"/>
+      </w:pPr>
+      <w:r>
+        <w:t>Визначення комп'ютерної (обчислювальної) мережі.</w:t>
+      </w:r>
+    </w:p>
+    <w:p>
+      <w:pPr>
+        <w:pStyle w:val="para10"/>
+      </w:pPr>
+      <w:r/>
+    </w:p>
+    <w:p>
+      <w:pPr>
+        <w:pStyle w:val="para10"/>
+      </w:pPr>
+      <w:r>
+        <w:t>Взаємозв’язані комп’ютери з можливістю обмінюватись даними.</w:t>
+      </w:r>
+    </w:p>
+    <w:p>
+      <w:pPr>
+        <w:pStyle w:val="para10"/>
+      </w:pPr>
+      <w:r/>
+    </w:p>
+    <w:p>
+      <w:pPr>
+        <w:pStyle w:val="para9"/>
+      </w:pPr>
+      <w:r>
+        <w:t>Спеціалізовані утиліти клієнта мережі.</w:t>
+      </w:r>
+    </w:p>
+    <w:p>
+      <w:pPr>
+        <w:pStyle w:val="para10"/>
+      </w:pPr>
+      <w:r/>
+    </w:p>
+    <w:p>
+      <w:pPr>
+        <w:pStyle w:val="para10"/>
+      </w:pPr>
+      <w:r>
+        <w:t>Програми, які допомагають аналізувати трафік, діагностувати помилки, налаштовувати безпеку в мережі.</w:t>
+      </w:r>
+    </w:p>
+    <w:p>
+      <w:pPr>
+        <w:pStyle w:val="para10"/>
+      </w:pPr>
+      <w:r/>
+    </w:p>
+    <w:p>
+      <w:pPr>
+        <w:pStyle w:val="para9"/>
+      </w:pPr>
+      <w:r>
+        <w:t>Мережеві сервіси. Використання мережевих сервісів.</w:t>
+      </w:r>
+    </w:p>
+    <w:p>
+      <w:pPr>
+        <w:pStyle w:val="para10"/>
+      </w:pPr>
+      <w:r/>
+    </w:p>
+    <w:p>
+      <w:pPr>
+        <w:pStyle w:val="para10"/>
+      </w:pPr>
+      <w:r>
+        <w:t>Програми, які надають функції в мережі. Наприклад, DNS або електронна пошта.</w:t>
+      </w:r>
+    </w:p>
+    <w:p>
+      <w:pPr>
+        <w:pStyle w:val="para10"/>
+      </w:pPr>
+      <w:r/>
+    </w:p>
+    <w:p>
+      <w:pPr>
+        <w:pStyle w:val="para9"/>
+      </w:pPr>
+      <w:r>
+        <w:t>Сервери доменних імен (DNS).</w:t>
+      </w:r>
+    </w:p>
+    <w:p>
+      <w:pPr>
+        <w:pStyle w:val="para10"/>
+      </w:pPr>
+      <w:r/>
+    </w:p>
+    <w:p>
+      <w:pPr>
+        <w:pStyle w:val="para10"/>
+      </w:pPr>
+      <w:r>
+        <w:t>Сервіси, які перетворюють адреси, як wikipedia.org на ІР-адреси 185.15.59.224.</w:t>
+      </w:r>
+    </w:p>
+    <w:p>
+      <w:pPr>
+        <w:pStyle w:val="para10"/>
+      </w:pPr>
+      <w:r>
+        <w:t>Спочатку він перевіряє ім’я в кеші: браузера, операційної системи або роутера. Якщо адресу не знайдено, сервіс може перевірити файли хоста. Якщо там адресу не знайдено, сервіс питає у вирішувача (DNS Resolver) від провайдера або публічного (як, 1.1.1.1 від Cloudflare). Вирішувач питає адресу у кореневого серверу (для google.com це буде сервер, відповідальний за .com). Кореневий сервер надсилає відповідь до вирішувача. Вирішувач надсилає відповідь на комп’ютер.</w:t>
+      </w:r>
+    </w:p>
+    <w:p>
+      <w:pPr>
+        <w:pStyle w:val="para10"/>
         <w:rPr>
-          <w:sz w:val="28"/>
+          <w:rFonts w:ascii="Calibri" w:hAnsi="Calibri" w:eastAsia="Calibri" w:cs="Calibri"/>
+          <w:sz w:val="22"/>
+          <w:szCs w:val="22"/>
+          <w:lang w:eastAsia="en-us"/>
         </w:rPr>
       </w:pPr>
       <w:r>
+        <w:t xml:space="preserve">Джерело: </w:t>
+      </w:r>
+      <w:r>
         <w:rPr>
-          <w:sz w:val="28"/>
+          <w:color w:val="0000ff"/>
+          <w:u w:color="auto" w:val="single"/>
         </w:rPr>
-        <w:t>Визначення комп'ютерної (обчислювальної) мережі.</w:t>
+        <w:t>Working of Domain Name System (DNS) Server | GeeksforGeeks</w:t>
+      </w:r>
+      <w:r>
+        <w:rPr>
+          <w:rFonts w:ascii="Calibri" w:hAnsi="Calibri" w:eastAsia="Calibri" w:cs="Calibri"/>
+          <w:sz w:val="22"/>
+          <w:szCs w:val="22"/>
+          <w:lang w:eastAsia="en-us"/>
+        </w:rPr>
+        <w:t>.</w:t>
+      </w:r>
+    </w:p>
+    <w:p>
+      <w:pPr>
+        <w:pStyle w:val="para10"/>
+        <w:rPr>
+          <w:rFonts w:ascii="Calibri" w:hAnsi="Calibri" w:eastAsia="Calibri" w:cs="Calibri"/>
+          <w:sz w:val="22"/>
+          <w:szCs w:val="22"/>
+          <w:lang w:eastAsia="en-us"/>
+        </w:rPr>
+      </w:pPr>
+      <w:r>
+        <w:rPr>
+          <w:rFonts w:ascii="Calibri" w:hAnsi="Calibri" w:eastAsia="Calibri" w:cs="Calibri"/>
+          <w:sz w:val="22"/>
+          <w:szCs w:val="22"/>
+          <w:lang w:eastAsia="en-us"/>
+        </w:rPr>
+      </w:r>
+    </w:p>
+    <w:p>
+      <w:pPr>
+        <w:pStyle w:val="para9"/>
+      </w:pPr>
+      <w:r>
+        <w:t>Робоча група, домен у мережах операційних систем Windows.</w:t>
       </w:r>
     </w:p>
     <w:p>
@@ -5411,7 +5889,15 @@
         <w:pStyle w:val="para10"/>
       </w:pPr>
       <w:r>
-        <w:t>Взаємозв’язані комп’ютери з можливістю обмінюватись даними.</w:t>
+        <w:t>Робоча група є сукупністю пристроїв у мережі, де кожний тримає свою безпекову базу даних.</w:t>
+      </w:r>
+    </w:p>
+    <w:p>
+      <w:pPr>
+        <w:pStyle w:val="para10"/>
+      </w:pPr>
+      <w:r>
+        <w:t>Домен у мережі Windows є протилежним поняттям, база даних зберігається в одному місці.</w:t>
       </w:r>
     </w:p>
     <w:p>
@@ -5423,158 +5909,8 @@
     <w:p>
       <w:pPr>
         <w:pStyle w:val="para9"/>
-        <w:rPr>
-          <w:sz w:val="28"/>
-        </w:rPr>
-      </w:pPr>
-      <w:r>
-        <w:rPr>
-          <w:sz w:val="28"/>
-        </w:rPr>
-        <w:t>Спеціалізовані утиліти клієнта мережі.</w:t>
-      </w:r>
-    </w:p>
-    <w:p>
-      <w:pPr>
-        <w:pStyle w:val="para10"/>
-      </w:pPr>
-      <w:r/>
-    </w:p>
-    <w:p>
-      <w:pPr>
-        <w:pStyle w:val="para10"/>
-      </w:pPr>
-      <w:r>
-        <w:t>Програми, які допомагають аналізувати трафік, діагностувати помилки, налаштовувати безпеку в мережі.</w:t>
-      </w:r>
-    </w:p>
-    <w:p>
-      <w:pPr>
-        <w:pStyle w:val="para10"/>
-      </w:pPr>
-      <w:r/>
-    </w:p>
-    <w:p>
-      <w:pPr>
-        <w:pStyle w:val="para9"/>
-        <w:rPr>
-          <w:sz w:val="28"/>
-        </w:rPr>
-      </w:pPr>
-      <w:r>
-        <w:rPr>
-          <w:sz w:val="28"/>
-        </w:rPr>
-        <w:t>Мережеві сервіси. Використання мережевих сервісів.</w:t>
-      </w:r>
-    </w:p>
-    <w:p>
-      <w:pPr>
-        <w:pStyle w:val="para10"/>
-      </w:pPr>
-      <w:r/>
-    </w:p>
-    <w:p>
-      <w:pPr>
-        <w:pStyle w:val="para10"/>
-      </w:pPr>
-      <w:r>
-        <w:t>Програми, які надають функції в мережі. Наприклад, DNS або електронна пошта.</w:t>
-      </w:r>
-    </w:p>
-    <w:p>
-      <w:pPr>
-        <w:pStyle w:val="para10"/>
-      </w:pPr>
-      <w:r/>
-    </w:p>
-    <w:p>
-      <w:pPr>
-        <w:pStyle w:val="para9"/>
-        <w:rPr>
-          <w:sz w:val="28"/>
-        </w:rPr>
-      </w:pPr>
-      <w:r>
-        <w:rPr>
-          <w:sz w:val="28"/>
-        </w:rPr>
-        <w:t>Сервери доменних імен (DNS).</w:t>
-      </w:r>
-    </w:p>
-    <w:p>
-      <w:pPr>
-        <w:pStyle w:val="para10"/>
-      </w:pPr>
-      <w:r/>
-    </w:p>
-    <w:p>
-      <w:pPr>
-        <w:pStyle w:val="para10"/>
-      </w:pPr>
-      <w:r>
-        <w:t>Сервіси, які перетворюють адреси, як wikipedia.org на ІР-адреси 185.15.59.224.</w:t>
-      </w:r>
-    </w:p>
-    <w:p>
-      <w:pPr>
-        <w:pStyle w:val="para10"/>
-      </w:pPr>
-      <w:r/>
-    </w:p>
-    <w:p>
-      <w:pPr>
-        <w:pStyle w:val="para9"/>
-        <w:rPr>
-          <w:sz w:val="28"/>
-        </w:rPr>
-      </w:pPr>
-      <w:r>
-        <w:rPr>
-          <w:sz w:val="28"/>
-        </w:rPr>
-        <w:t>Робоча група, домен у мережах операційних систем Windows.</w:t>
-      </w:r>
-    </w:p>
-    <w:p>
-      <w:pPr>
-        <w:pStyle w:val="para10"/>
-      </w:pPr>
-      <w:r/>
-    </w:p>
-    <w:p>
-      <w:pPr>
-        <w:pStyle w:val="para10"/>
-      </w:pPr>
-      <w:r>
-        <w:t>Робоча група є сукупністю пристроїв у мережі, де кожний тримає свою безпекову базу даних.</w:t>
-      </w:r>
-    </w:p>
-    <w:p>
-      <w:pPr>
-        <w:pStyle w:val="para10"/>
-      </w:pPr>
-      <w:r>
-        <w:t>Домен у мережі Windows є протилежним поняттям, база даних зберігається в одному місці.</w:t>
-      </w:r>
-    </w:p>
-    <w:p>
-      <w:pPr>
-        <w:pStyle w:val="para10"/>
-      </w:pPr>
-      <w:r/>
-    </w:p>
-    <w:p>
-      <w:pPr>
-        <w:pStyle w:val="para9"/>
-        <w:rPr>
-          <w:sz w:val="28"/>
-        </w:rPr>
-      </w:pPr>
-      <w:r>
-        <w:rPr>
-          <w:sz w:val="28"/>
-        </w:rPr>
+      </w:pPr>
+      <w:r>
         <w:t>Пояснити наступні терміни: IP-адреса, мережа, мережева маска.</w:t>
       </w:r>
     </w:p>
